--- a/question-evaluator/uploaded.docx
+++ b/question-evaluator/uploaded.docx
@@ -4,523 +4,898 @@
   <w:body>
     <w:p>
       <w:pPr>
-        <w:numPr>
-          <w:ilvl w:val="0"/>
-          <w:numId w:val="4"/>
-        </w:numPr>
-      </w:pPr>
-      <w:r>
-        <w:rPr>
-          <w:lang w:val="en-US"/>
-        </w:rPr>
-        <w:t>Define the term “Data Communication”.</w:t>
-      </w:r>
-    </w:p>
-    <w:p>
-      <w:pPr>
-        <w:numPr>
-          <w:ilvl w:val="0"/>
-          <w:numId w:val="4"/>
-        </w:numPr>
-      </w:pPr>
-      <w:r>
-        <w:rPr>
-          <w:lang w:val="en-US"/>
-        </w:rPr>
-        <w:t>Define the term “Telecommunication”.</w:t>
-      </w:r>
-    </w:p>
-    <w:p>
-      <w:pPr>
-        <w:numPr>
-          <w:ilvl w:val="0"/>
-          <w:numId w:val="4"/>
-        </w:numPr>
-      </w:pPr>
-      <w:r>
-        <w:rPr>
-          <w:lang w:val="en-US"/>
-        </w:rPr>
-        <w:t xml:space="preserve">List and explain </w:t>
-      </w:r>
-      <w:r>
-        <w:rPr>
+        <w:pStyle w:val="ListParagraph"/>
+        <w:numPr>
+          <w:ilvl w:val="0"/>
+          <w:numId w:val="1"/>
+        </w:numPr>
+        <w:spacing w:after="0" w:line="240" w:lineRule="auto"/>
+        <w:rPr>
+          <w:rFonts w:ascii="Arial" w:hAnsi="Arial" w:cs="Arial"/>
+        </w:rPr>
+      </w:pPr>
+      <w:r>
+        <w:rPr>
+          <w:rFonts w:ascii="Arial" w:hAnsi="Arial" w:cs="Arial"/>
+        </w:rPr>
+        <w:t xml:space="preserve">Define the term “computer”? </w:t>
+      </w:r>
+    </w:p>
+    <w:p>
+      <w:pPr>
+        <w:pStyle w:val="ListParagraph"/>
+        <w:numPr>
+          <w:ilvl w:val="0"/>
+          <w:numId w:val="1"/>
+        </w:numPr>
+        <w:spacing w:after="0" w:line="240" w:lineRule="auto"/>
+        <w:rPr>
+          <w:rFonts w:ascii="Arial" w:hAnsi="Arial" w:cs="Arial"/>
+        </w:rPr>
+      </w:pPr>
+      <w:r>
+        <w:rPr>
+          <w:rFonts w:ascii="Arial" w:hAnsi="Arial" w:cs="Arial"/>
+        </w:rPr>
+        <w:t xml:space="preserve">What are the basic operations of computer? </w:t>
+      </w:r>
+    </w:p>
+    <w:p>
+      <w:pPr>
+        <w:pStyle w:val="ListParagraph"/>
+        <w:numPr>
+          <w:ilvl w:val="0"/>
+          <w:numId w:val="1"/>
+        </w:numPr>
+        <w:spacing w:after="0" w:line="240" w:lineRule="auto"/>
+        <w:rPr>
+          <w:rFonts w:ascii="Arial" w:hAnsi="Arial" w:cs="Arial"/>
+        </w:rPr>
+      </w:pPr>
+      <w:r>
+        <w:rPr>
+          <w:rFonts w:ascii="Arial" w:hAnsi="Arial" w:cs="Arial"/>
+        </w:rPr>
+        <w:t xml:space="preserve">Differentiate between data and information. </w:t>
+      </w:r>
+    </w:p>
+    <w:p>
+      <w:pPr>
+        <w:pStyle w:val="ListParagraph"/>
+        <w:numPr>
+          <w:ilvl w:val="0"/>
+          <w:numId w:val="1"/>
+        </w:numPr>
+        <w:spacing w:after="0" w:line="240" w:lineRule="auto"/>
+        <w:rPr>
+          <w:rFonts w:ascii="Arial" w:hAnsi="Arial" w:cs="Arial"/>
+        </w:rPr>
+      </w:pPr>
+      <w:r>
+        <w:rPr>
+          <w:rFonts w:ascii="Arial" w:hAnsi="Arial" w:cs="Arial"/>
+        </w:rPr>
+        <w:t xml:space="preserve">Explain the </w:t>
+      </w:r>
+      <w:r>
+        <w:rPr>
+          <w:rFonts w:ascii="Arial" w:hAnsi="Arial" w:cs="Arial"/>
           <w:b/>
           <w:bCs/>
-          <w:lang w:val="en-US"/>
-        </w:rPr>
-        <w:t>ALL</w:t>
-      </w:r>
-      <w:r>
-        <w:rPr>
-          <w:lang w:val="en-US"/>
-        </w:rPr>
-        <w:t xml:space="preserve"> basic components of communication system.</w:t>
-      </w:r>
-    </w:p>
-    <w:p>
-      <w:pPr>
-        <w:numPr>
-          <w:ilvl w:val="0"/>
-          <w:numId w:val="4"/>
-        </w:numPr>
-      </w:pPr>
-      <w:r>
-        <w:rPr>
-          <w:lang w:val="en-US"/>
-        </w:rPr>
-        <w:t xml:space="preserve">List </w:t>
-      </w:r>
-      <w:r>
-        <w:rPr>
+        </w:rPr>
+        <w:t xml:space="preserve">FIVE (5) </w:t>
+      </w:r>
+      <w:r>
+        <w:rPr>
+          <w:rFonts w:ascii="Arial" w:hAnsi="Arial" w:cs="Arial"/>
+        </w:rPr>
+        <w:t xml:space="preserve">components of the Information System. </w:t>
+      </w:r>
+    </w:p>
+    <w:p>
+      <w:pPr>
+        <w:pStyle w:val="ListParagraph"/>
+        <w:numPr>
+          <w:ilvl w:val="0"/>
+          <w:numId w:val="1"/>
+        </w:numPr>
+        <w:spacing w:after="0" w:line="240" w:lineRule="auto"/>
+        <w:rPr>
+          <w:rFonts w:ascii="Arial" w:hAnsi="Arial" w:cs="Arial"/>
+        </w:rPr>
+      </w:pPr>
+      <w:r>
+        <w:rPr>
+          <w:rFonts w:ascii="Arial" w:hAnsi="Arial" w:cs="Arial"/>
+        </w:rPr>
+        <w:t xml:space="preserve">List and explain </w:t>
+      </w:r>
+      <w:r>
+        <w:rPr>
+          <w:rFonts w:ascii="Arial" w:hAnsi="Arial" w:cs="Arial"/>
           <w:b/>
           <w:bCs/>
-          <w:lang w:val="en-US"/>
-        </w:rPr>
-        <w:t>ALL</w:t>
-      </w:r>
-      <w:r>
-        <w:rPr>
-          <w:lang w:val="en-US"/>
-        </w:rPr>
-        <w:t xml:space="preserve"> standards organization.</w:t>
-      </w:r>
-    </w:p>
-    <w:p>
-      <w:pPr>
-        <w:numPr>
-          <w:ilvl w:val="0"/>
-          <w:numId w:val="4"/>
-        </w:numPr>
-      </w:pPr>
-      <w:r>
-        <w:rPr>
-          <w:lang w:val="en-US"/>
+        </w:rPr>
+        <w:t xml:space="preserve">ALL </w:t>
+      </w:r>
+      <w:r>
+        <w:rPr>
+          <w:rFonts w:ascii="Arial" w:hAnsi="Arial" w:cs="Arial"/>
+        </w:rPr>
+        <w:t xml:space="preserve">advantages and disadvantages of using computers. </w:t>
+      </w:r>
+    </w:p>
+    <w:p>
+      <w:pPr>
+        <w:pStyle w:val="ListParagraph"/>
+        <w:numPr>
+          <w:ilvl w:val="0"/>
+          <w:numId w:val="1"/>
+        </w:numPr>
+        <w:spacing w:after="0" w:line="240" w:lineRule="auto"/>
+        <w:rPr>
+          <w:rFonts w:ascii="Arial" w:hAnsi="Arial" w:cs="Arial"/>
+        </w:rPr>
+      </w:pPr>
+      <w:r>
+        <w:rPr>
+          <w:rFonts w:ascii="Arial" w:hAnsi="Arial" w:cs="Arial"/>
         </w:rPr>
         <w:t xml:space="preserve">List and explain </w:t>
       </w:r>
       <w:r>
         <w:rPr>
+          <w:rFonts w:ascii="Arial" w:hAnsi="Arial" w:cs="Arial"/>
           <w:b/>
           <w:bCs/>
-          <w:lang w:val="en-US"/>
-        </w:rPr>
-        <w:t>ALL</w:t>
-      </w:r>
-      <w:r>
-        <w:rPr>
-          <w:lang w:val="en-US"/>
-        </w:rPr>
-        <w:t xml:space="preserve"> components </w:t>
-      </w:r>
-      <w:r>
-        <w:rPr>
-          <w:lang w:val="en-US"/>
-        </w:rPr>
-        <w:t>for effectiveness</w:t>
-      </w:r>
-      <w:r>
-        <w:rPr>
-          <w:lang w:val="en-US"/>
-        </w:rPr>
-        <w:t xml:space="preserve"> of data communication.</w:t>
-      </w:r>
-    </w:p>
-    <w:p>
-      <w:pPr>
-        <w:numPr>
-          <w:ilvl w:val="0"/>
-          <w:numId w:val="4"/>
-        </w:numPr>
-      </w:pPr>
-      <w:r>
-        <w:rPr>
-          <w:lang w:val="en-US"/>
-        </w:rPr>
-        <w:t>How does data communication differ from telecommunications?</w:t>
-      </w:r>
-    </w:p>
-    <w:p>
-      <w:pPr>
-        <w:numPr>
-          <w:ilvl w:val="0"/>
-          <w:numId w:val="4"/>
-        </w:numPr>
-      </w:pPr>
-      <w:r>
-        <w:rPr>
-          <w:lang w:val="en-US"/>
+        </w:rPr>
+        <w:t xml:space="preserve">ALL </w:t>
+      </w:r>
+      <w:r>
+        <w:rPr>
+          <w:rFonts w:ascii="Arial" w:hAnsi="Arial" w:cs="Arial"/>
+        </w:rPr>
+        <w:t xml:space="preserve">components of a computer. </w:t>
+      </w:r>
+    </w:p>
+    <w:p>
+      <w:pPr>
+        <w:pStyle w:val="ListParagraph"/>
+        <w:numPr>
+          <w:ilvl w:val="0"/>
+          <w:numId w:val="1"/>
+        </w:numPr>
+        <w:spacing w:after="0" w:line="240" w:lineRule="auto"/>
+        <w:rPr>
+          <w:rFonts w:ascii="Arial" w:hAnsi="Arial" w:cs="Arial"/>
+        </w:rPr>
+      </w:pPr>
+      <w:r>
+        <w:rPr>
+          <w:rFonts w:ascii="Arial" w:hAnsi="Arial" w:cs="Arial"/>
+        </w:rPr>
+        <w:t xml:space="preserve">List ALL reason of using the Internet. </w:t>
+      </w:r>
+    </w:p>
+    <w:p>
+      <w:pPr>
+        <w:pStyle w:val="ListParagraph"/>
+        <w:numPr>
+          <w:ilvl w:val="0"/>
+          <w:numId w:val="1"/>
+        </w:numPr>
+        <w:spacing w:after="0" w:line="240" w:lineRule="auto"/>
+        <w:rPr>
+          <w:rFonts w:ascii="Arial" w:hAnsi="Arial" w:cs="Arial"/>
+        </w:rPr>
+      </w:pPr>
+      <w:r>
+        <w:rPr>
+          <w:rFonts w:ascii="Arial" w:hAnsi="Arial" w:cs="Arial"/>
+        </w:rPr>
+        <w:t xml:space="preserve">Define the term “system software”? </w:t>
+      </w:r>
+    </w:p>
+    <w:p>
+      <w:pPr>
+        <w:pStyle w:val="ListParagraph"/>
+        <w:numPr>
+          <w:ilvl w:val="0"/>
+          <w:numId w:val="1"/>
+        </w:numPr>
+        <w:spacing w:after="0" w:line="240" w:lineRule="auto"/>
+        <w:rPr>
+          <w:rFonts w:ascii="Arial" w:hAnsi="Arial" w:cs="Arial"/>
+        </w:rPr>
+      </w:pPr>
+      <w:r>
+        <w:rPr>
+          <w:rFonts w:ascii="Arial" w:hAnsi="Arial" w:cs="Arial"/>
         </w:rPr>
         <w:t xml:space="preserve">List and explain </w:t>
       </w:r>
       <w:r>
         <w:rPr>
+          <w:rFonts w:ascii="Arial" w:hAnsi="Arial" w:cs="Arial"/>
           <w:b/>
           <w:bCs/>
-          <w:lang w:val="en-US"/>
-        </w:rPr>
-        <w:t>ALL</w:t>
-      </w:r>
-      <w:r>
-        <w:rPr>
-          <w:lang w:val="en-US"/>
-        </w:rPr>
-        <w:t xml:space="preserve"> components of data codes.</w:t>
-      </w:r>
-    </w:p>
-    <w:p>
-      <w:pPr>
-        <w:numPr>
-          <w:ilvl w:val="0"/>
-          <w:numId w:val="4"/>
-        </w:numPr>
-      </w:pPr>
-      <w:r>
-        <w:rPr>
-          <w:lang w:val="en-US"/>
-        </w:rPr>
-        <w:t>What is modem? Illustrate your answer to explain how modem works.</w:t>
-      </w:r>
-    </w:p>
-    <w:p>
-      <w:pPr>
-        <w:numPr>
-          <w:ilvl w:val="0"/>
-          <w:numId w:val="4"/>
-        </w:numPr>
-      </w:pPr>
-      <w:r>
-        <w:rPr>
-          <w:lang w:val="en-US"/>
-        </w:rPr>
-        <w:t>Describe what is meant by a bit. For what is bit an acronym?</w:t>
-      </w:r>
-    </w:p>
-    <w:p>
-      <w:pPr>
-        <w:numPr>
-          <w:ilvl w:val="0"/>
-          <w:numId w:val="4"/>
-        </w:numPr>
-      </w:pPr>
-      <w:r>
-        <w:rPr>
-          <w:lang w:val="en-US"/>
-        </w:rPr>
-        <w:t>What is another term used to describe analog signals? Digital signals?</w:t>
-      </w:r>
-    </w:p>
-    <w:p>
-      <w:pPr>
-        <w:numPr>
-          <w:ilvl w:val="0"/>
-          <w:numId w:val="4"/>
-        </w:numPr>
-      </w:pPr>
-      <w:r>
-        <w:rPr>
-          <w:lang w:val="en-US"/>
-        </w:rPr>
-        <w:t>List one difference between ASCII and EBCDIC data codes. What distinguishes Unicode from ASCII and EBCDIC.</w:t>
-      </w:r>
-    </w:p>
-    <w:p>
-      <w:pPr>
-        <w:numPr>
-          <w:ilvl w:val="0"/>
-          <w:numId w:val="4"/>
-        </w:numPr>
-      </w:pPr>
-      <w:r>
-        <w:rPr>
-          <w:lang w:val="en-US"/>
-        </w:rPr>
-        <w:t xml:space="preserve">What </w:t>
-      </w:r>
-      <w:r>
-        <w:rPr>
-          <w:lang w:val="en-US"/>
-        </w:rPr>
-        <w:t>are</w:t>
-      </w:r>
-      <w:r>
-        <w:rPr>
-          <w:lang w:val="en-US"/>
-        </w:rPr>
-        <w:t xml:space="preserve"> the advantages and disadvantages of using cable </w:t>
-      </w:r>
-      <w:r>
-        <w:rPr>
-          <w:lang w:val="en-US"/>
-        </w:rPr>
-        <w:t>modems</w:t>
-      </w:r>
-      <w:r>
-        <w:rPr>
-          <w:lang w:val="en-US"/>
-        </w:rPr>
-        <w:t>?</w:t>
-      </w:r>
-    </w:p>
-    <w:p>
-      <w:pPr>
-        <w:numPr>
-          <w:ilvl w:val="0"/>
-          <w:numId w:val="4"/>
-        </w:numPr>
-      </w:pPr>
-      <w:r>
-        <w:rPr>
-          <w:lang w:val="en-US"/>
+        </w:rPr>
+        <w:t xml:space="preserve">TWO (2) </w:t>
+      </w:r>
+      <w:r>
+        <w:rPr>
+          <w:rFonts w:ascii="Arial" w:hAnsi="Arial" w:cs="Arial"/>
+        </w:rPr>
+        <w:t xml:space="preserve">components of system software. </w:t>
+      </w:r>
+    </w:p>
+    <w:p>
+      <w:pPr>
+        <w:pStyle w:val="ListParagraph"/>
+        <w:numPr>
+          <w:ilvl w:val="0"/>
+          <w:numId w:val="1"/>
+        </w:numPr>
+        <w:spacing w:after="0" w:line="240" w:lineRule="auto"/>
+        <w:rPr>
+          <w:rFonts w:ascii="Arial" w:hAnsi="Arial" w:cs="Arial"/>
+        </w:rPr>
+      </w:pPr>
+      <w:r>
+        <w:rPr>
+          <w:rFonts w:ascii="Arial" w:hAnsi="Arial" w:cs="Arial"/>
+        </w:rPr>
+        <w:t xml:space="preserve">Define the term “application software”? </w:t>
+      </w:r>
+    </w:p>
+    <w:p>
+      <w:pPr>
+        <w:pStyle w:val="ListParagraph"/>
+        <w:numPr>
+          <w:ilvl w:val="0"/>
+          <w:numId w:val="1"/>
+        </w:numPr>
+        <w:spacing w:after="0" w:line="240" w:lineRule="auto"/>
+        <w:rPr>
+          <w:rFonts w:ascii="Arial" w:hAnsi="Arial" w:cs="Arial"/>
+        </w:rPr>
+      </w:pPr>
+      <w:r>
+        <w:rPr>
+          <w:rFonts w:ascii="Arial" w:hAnsi="Arial" w:cs="Arial"/>
         </w:rPr>
         <w:t xml:space="preserve">List and explain </w:t>
       </w:r>
       <w:r>
         <w:rPr>
+          <w:rFonts w:ascii="Arial" w:hAnsi="Arial" w:cs="Arial"/>
           <w:b/>
           <w:bCs/>
-          <w:lang w:val="en-US"/>
-        </w:rPr>
-        <w:t>ALL</w:t>
-      </w:r>
-      <w:r>
-        <w:rPr>
-          <w:lang w:val="en-US"/>
-        </w:rPr>
-        <w:t xml:space="preserve"> analog modulation.</w:t>
-      </w:r>
-    </w:p>
-    <w:p>
-      <w:pPr>
-        <w:numPr>
-          <w:ilvl w:val="0"/>
-          <w:numId w:val="4"/>
-        </w:numPr>
-      </w:pPr>
-      <w:r>
-        <w:rPr>
-          <w:lang w:val="en-US"/>
-        </w:rPr>
-        <w:t xml:space="preserve">List and explain </w:t>
-      </w:r>
-      <w:r>
-        <w:rPr>
+        </w:rPr>
+        <w:t xml:space="preserve">ALL </w:t>
+      </w:r>
+      <w:r>
+        <w:rPr>
+          <w:rFonts w:ascii="Arial" w:hAnsi="Arial" w:cs="Arial"/>
+        </w:rPr>
+        <w:t xml:space="preserve">categories of computer. </w:t>
+      </w:r>
+    </w:p>
+    <w:p>
+      <w:pPr>
+        <w:pStyle w:val="ListParagraph"/>
+        <w:numPr>
+          <w:ilvl w:val="0"/>
+          <w:numId w:val="1"/>
+        </w:numPr>
+        <w:spacing w:after="0" w:line="240" w:lineRule="auto"/>
+        <w:rPr>
+          <w:rFonts w:ascii="Arial" w:hAnsi="Arial" w:cs="Arial"/>
+        </w:rPr>
+      </w:pPr>
+      <w:r>
+        <w:rPr>
+          <w:rFonts w:ascii="Arial" w:hAnsi="Arial" w:cs="Arial"/>
+        </w:rPr>
+        <w:t xml:space="preserve">List ALL elements of information processing cycle. </w:t>
+      </w:r>
+    </w:p>
+    <w:p>
+      <w:pPr>
+        <w:pStyle w:val="ListParagraph"/>
+        <w:numPr>
+          <w:ilvl w:val="0"/>
+          <w:numId w:val="1"/>
+        </w:numPr>
+        <w:spacing w:after="0" w:line="240" w:lineRule="auto"/>
+        <w:rPr>
+          <w:rFonts w:ascii="Arial" w:hAnsi="Arial" w:cs="Arial"/>
+        </w:rPr>
+      </w:pPr>
+      <w:r>
+        <w:rPr>
+          <w:rFonts w:ascii="Arial" w:hAnsi="Arial" w:cs="Arial"/>
+        </w:rPr>
+        <w:t xml:space="preserve">List the example of computer application in society. </w:t>
+      </w:r>
+    </w:p>
+    <w:p>
+      <w:pPr>
+        <w:pStyle w:val="ListParagraph"/>
+        <w:numPr>
+          <w:ilvl w:val="0"/>
+          <w:numId w:val="1"/>
+        </w:numPr>
+        <w:spacing w:after="0" w:line="240" w:lineRule="auto"/>
+        <w:rPr>
+          <w:rFonts w:ascii="Arial" w:hAnsi="Arial" w:cs="Arial"/>
+        </w:rPr>
+      </w:pPr>
+      <w:r>
+        <w:rPr>
+          <w:rFonts w:ascii="Arial" w:hAnsi="Arial" w:cs="Arial"/>
+        </w:rPr>
+        <w:t xml:space="preserve">Why we need to know about computers? </w:t>
+      </w:r>
+    </w:p>
+    <w:p>
+      <w:pPr>
+        <w:pStyle w:val="Default"/>
+        <w:numPr>
+          <w:ilvl w:val="0"/>
+          <w:numId w:val="1"/>
+        </w:numPr>
+        <w:rPr>
+          <w:rFonts w:ascii="Arial" w:hAnsi="Arial" w:cs="Arial"/>
+          <w:sz w:val="23"/>
+          <w:szCs w:val="23"/>
+        </w:rPr>
+      </w:pPr>
+      <w:r>
+        <w:rPr>
+          <w:rFonts w:ascii="Arial" w:hAnsi="Arial" w:cs="Arial"/>
+          <w:sz w:val="23"/>
+          <w:szCs w:val="23"/>
+        </w:rPr>
+        <w:t xml:space="preserve">Define the term “system software”? </w:t>
+      </w:r>
+    </w:p>
+    <w:p>
+      <w:pPr>
+        <w:pStyle w:val="Default"/>
+        <w:numPr>
+          <w:ilvl w:val="0"/>
+          <w:numId w:val="1"/>
+        </w:numPr>
+        <w:rPr>
+          <w:rFonts w:ascii="Arial" w:hAnsi="Arial" w:cs="Arial"/>
+          <w:sz w:val="23"/>
+          <w:szCs w:val="23"/>
+        </w:rPr>
+      </w:pPr>
+      <w:r>
+        <w:rPr>
+          <w:rFonts w:ascii="Arial" w:hAnsi="Arial" w:cs="Arial"/>
+          <w:sz w:val="23"/>
+          <w:szCs w:val="23"/>
+        </w:rPr>
+        <w:t xml:space="preserve">List ALL popular operating system. </w:t>
+      </w:r>
+    </w:p>
+    <w:p>
+      <w:pPr>
+        <w:pStyle w:val="Default"/>
+        <w:numPr>
+          <w:ilvl w:val="0"/>
+          <w:numId w:val="1"/>
+        </w:numPr>
+        <w:rPr>
+          <w:rFonts w:ascii="Arial" w:hAnsi="Arial" w:cs="Arial"/>
+          <w:sz w:val="23"/>
+          <w:szCs w:val="23"/>
+        </w:rPr>
+      </w:pPr>
+      <w:r>
+        <w:rPr>
+          <w:rFonts w:ascii="Arial" w:hAnsi="Arial" w:cs="Arial"/>
+          <w:sz w:val="23"/>
+          <w:szCs w:val="23"/>
+        </w:rPr>
+        <w:t xml:space="preserve">List ALL function of operating system. </w:t>
+      </w:r>
+    </w:p>
+    <w:p>
+      <w:pPr>
+        <w:pStyle w:val="Default"/>
+        <w:numPr>
+          <w:ilvl w:val="0"/>
+          <w:numId w:val="1"/>
+        </w:numPr>
+        <w:rPr>
+          <w:rFonts w:ascii="Arial" w:hAnsi="Arial" w:cs="Arial"/>
+          <w:sz w:val="23"/>
+          <w:szCs w:val="23"/>
+        </w:rPr>
+      </w:pPr>
+      <w:r>
+        <w:rPr>
+          <w:rFonts w:ascii="Arial" w:hAnsi="Arial" w:cs="Arial"/>
+          <w:sz w:val="23"/>
+          <w:szCs w:val="23"/>
+        </w:rPr>
+        <w:t xml:space="preserve">Define the term “booting”? List and explain </w:t>
+      </w:r>
+      <w:r>
+        <w:rPr>
+          <w:rFonts w:ascii="Arial" w:hAnsi="Arial" w:cs="Arial"/>
           <w:b/>
           <w:bCs/>
-          <w:lang w:val="en-US"/>
-        </w:rPr>
-        <w:t>ALL</w:t>
-      </w:r>
-      <w:r>
-        <w:rPr>
-          <w:lang w:val="en-US"/>
-        </w:rPr>
-        <w:t xml:space="preserve"> digital modulation.</w:t>
-      </w:r>
-    </w:p>
-    <w:p>
-      <w:pPr>
-        <w:numPr>
-          <w:ilvl w:val="0"/>
-          <w:numId w:val="4"/>
-        </w:numPr>
-      </w:pPr>
-      <w:r>
-        <w:rPr>
-          <w:lang w:val="en-US"/>
+          <w:sz w:val="23"/>
+          <w:szCs w:val="23"/>
+        </w:rPr>
+        <w:t xml:space="preserve">TWO (2) </w:t>
+      </w:r>
+      <w:r>
+        <w:rPr>
+          <w:rFonts w:ascii="Arial" w:hAnsi="Arial" w:cs="Arial"/>
+          <w:sz w:val="23"/>
+          <w:szCs w:val="23"/>
+        </w:rPr>
+        <w:t xml:space="preserve">types of booting. </w:t>
+      </w:r>
+    </w:p>
+    <w:p>
+      <w:pPr>
+        <w:pStyle w:val="Default"/>
+        <w:numPr>
+          <w:ilvl w:val="0"/>
+          <w:numId w:val="1"/>
+        </w:numPr>
+        <w:rPr>
+          <w:rFonts w:ascii="Arial" w:hAnsi="Arial" w:cs="Arial"/>
+          <w:sz w:val="23"/>
+          <w:szCs w:val="23"/>
+        </w:rPr>
+      </w:pPr>
+      <w:r>
+        <w:rPr>
+          <w:rFonts w:ascii="Arial" w:hAnsi="Arial" w:cs="Arial"/>
+          <w:sz w:val="23"/>
+          <w:szCs w:val="23"/>
         </w:rPr>
         <w:t xml:space="preserve">List and explain </w:t>
       </w:r>
       <w:r>
         <w:rPr>
+          <w:rFonts w:ascii="Arial" w:hAnsi="Arial" w:cs="Arial"/>
           <w:b/>
           <w:bCs/>
-          <w:lang w:val="en-US"/>
-        </w:rPr>
-        <w:t>ALL</w:t>
-      </w:r>
-      <w:r>
-        <w:rPr>
-          <w:lang w:val="en-US"/>
-        </w:rPr>
-        <w:t xml:space="preserve"> transmission </w:t>
-      </w:r>
-      <w:r>
-        <w:rPr>
-          <w:lang w:val="en-US"/>
-        </w:rPr>
-        <w:t>directions</w:t>
-      </w:r>
-      <w:r>
-        <w:rPr>
-          <w:lang w:val="en-US"/>
-        </w:rPr>
-        <w:t>.</w:t>
-      </w:r>
-      <w:r>
-        <w:t xml:space="preserve"> </w:t>
-      </w:r>
-      <w:r>
-        <w:rPr>
-          <w:lang w:val="en-US"/>
-        </w:rPr>
-        <w:t xml:space="preserve">Give </w:t>
-      </w:r>
-      <w:r>
-        <w:rPr>
+          <w:sz w:val="23"/>
+          <w:szCs w:val="23"/>
+        </w:rPr>
+        <w:t xml:space="preserve">TWO (2) </w:t>
+      </w:r>
+      <w:r>
+        <w:rPr>
+          <w:rFonts w:ascii="Arial" w:hAnsi="Arial" w:cs="Arial"/>
+          <w:sz w:val="23"/>
+          <w:szCs w:val="23"/>
+        </w:rPr>
+        <w:t xml:space="preserve">types of user interface. </w:t>
+      </w:r>
+    </w:p>
+    <w:p>
+      <w:pPr>
+        <w:pStyle w:val="Default"/>
+        <w:numPr>
+          <w:ilvl w:val="0"/>
+          <w:numId w:val="1"/>
+        </w:numPr>
+        <w:rPr>
+          <w:rFonts w:ascii="Arial" w:hAnsi="Arial" w:cs="Arial"/>
+          <w:sz w:val="23"/>
+          <w:szCs w:val="23"/>
+        </w:rPr>
+      </w:pPr>
+      <w:r>
+        <w:rPr>
+          <w:rFonts w:ascii="Arial" w:hAnsi="Arial" w:cs="Arial"/>
+          <w:sz w:val="23"/>
+          <w:szCs w:val="23"/>
+        </w:rPr>
+        <w:t xml:space="preserve">Define the term “spooling”. </w:t>
+      </w:r>
+    </w:p>
+    <w:p>
+      <w:pPr>
+        <w:pStyle w:val="Default"/>
+        <w:numPr>
+          <w:ilvl w:val="0"/>
+          <w:numId w:val="1"/>
+        </w:numPr>
+        <w:rPr>
+          <w:rFonts w:ascii="Arial" w:hAnsi="Arial" w:cs="Arial"/>
+          <w:sz w:val="23"/>
+          <w:szCs w:val="23"/>
+        </w:rPr>
+      </w:pPr>
+      <w:r>
+        <w:rPr>
+          <w:rFonts w:ascii="Arial" w:hAnsi="Arial" w:cs="Arial"/>
+          <w:sz w:val="23"/>
+          <w:szCs w:val="23"/>
+        </w:rPr>
+        <w:t xml:space="preserve">List and explain </w:t>
+      </w:r>
+      <w:r>
+        <w:rPr>
+          <w:rFonts w:ascii="Arial" w:hAnsi="Arial" w:cs="Arial"/>
           <w:b/>
           <w:bCs/>
-          <w:lang w:val="en-US"/>
-        </w:rPr>
-        <w:t>THREE (3)</w:t>
-      </w:r>
-      <w:r>
-        <w:rPr>
-          <w:lang w:val="en-US"/>
-        </w:rPr>
-        <w:t xml:space="preserve"> </w:t>
-      </w:r>
-      <w:r>
-        <w:rPr>
-          <w:lang w:val="en-US"/>
-        </w:rPr>
-        <w:t>examples</w:t>
-      </w:r>
-      <w:r>
-        <w:rPr>
-          <w:lang w:val="en-US"/>
-        </w:rPr>
-        <w:t xml:space="preserve"> for each direction.</w:t>
-      </w:r>
-    </w:p>
-    <w:p>
-      <w:pPr>
-        <w:numPr>
-          <w:ilvl w:val="0"/>
-          <w:numId w:val="4"/>
-        </w:numPr>
-      </w:pPr>
-      <w:r>
-        <w:rPr>
-          <w:lang w:val="en-US"/>
-        </w:rPr>
-        <w:t xml:space="preserve">List and explain </w:t>
-      </w:r>
-      <w:r>
-        <w:rPr>
+          <w:sz w:val="23"/>
+          <w:szCs w:val="23"/>
+        </w:rPr>
+        <w:t xml:space="preserve">FIVE (5) </w:t>
+      </w:r>
+      <w:r>
+        <w:rPr>
+          <w:rFonts w:ascii="Arial" w:hAnsi="Arial" w:cs="Arial"/>
+          <w:sz w:val="23"/>
+          <w:szCs w:val="23"/>
+        </w:rPr>
+        <w:t xml:space="preserve">types of </w:t>
+      </w:r>
+      <w:r>
+        <w:rPr>
+          <w:rFonts w:ascii="Arial" w:hAnsi="Arial" w:cs="Arial"/>
+          <w:sz w:val="23"/>
+          <w:szCs w:val="23"/>
+        </w:rPr>
+        <w:t>characteristics</w:t>
+      </w:r>
+      <w:r>
+        <w:rPr>
+          <w:rFonts w:ascii="Arial" w:hAnsi="Arial" w:cs="Arial"/>
+          <w:sz w:val="23"/>
+          <w:szCs w:val="23"/>
+        </w:rPr>
+        <w:t xml:space="preserve"> of operating systems. </w:t>
+      </w:r>
+    </w:p>
+    <w:p>
+      <w:pPr>
+        <w:pStyle w:val="Default"/>
+        <w:numPr>
+          <w:ilvl w:val="0"/>
+          <w:numId w:val="1"/>
+        </w:numPr>
+        <w:rPr>
+          <w:rFonts w:ascii="Arial" w:hAnsi="Arial" w:cs="Arial"/>
+          <w:sz w:val="23"/>
+          <w:szCs w:val="23"/>
+        </w:rPr>
+      </w:pPr>
+      <w:r>
+        <w:rPr>
+          <w:rFonts w:ascii="Arial" w:hAnsi="Arial" w:cs="Arial"/>
+          <w:sz w:val="23"/>
+          <w:szCs w:val="23"/>
+        </w:rPr>
+        <w:t xml:space="preserve">List </w:t>
+      </w:r>
+      <w:r>
+        <w:rPr>
+          <w:rFonts w:ascii="Arial" w:hAnsi="Arial" w:cs="Arial"/>
           <w:b/>
           <w:bCs/>
-          <w:lang w:val="en-US"/>
-        </w:rPr>
-        <w:t>ALL</w:t>
-      </w:r>
-      <w:r>
-        <w:rPr>
-          <w:lang w:val="en-US"/>
-        </w:rPr>
-        <w:t xml:space="preserve"> transmission modes.</w:t>
-      </w:r>
-      <w:r>
-        <w:t xml:space="preserve"> </w:t>
-      </w:r>
-      <w:r>
-        <w:rPr>
-          <w:lang w:val="en-US"/>
-        </w:rPr>
-        <w:t>Illustrate your answer.</w:t>
-      </w:r>
-    </w:p>
-    <w:p>
-      <w:pPr>
-        <w:numPr>
-          <w:ilvl w:val="0"/>
-          <w:numId w:val="4"/>
-        </w:numPr>
-      </w:pPr>
-      <w:r>
-        <w:rPr>
-          <w:lang w:val="en-US"/>
-        </w:rPr>
-        <w:t>Define the term “Error”.</w:t>
-      </w:r>
-    </w:p>
-    <w:p>
-      <w:pPr>
-        <w:numPr>
-          <w:ilvl w:val="0"/>
-          <w:numId w:val="4"/>
-        </w:numPr>
-      </w:pPr>
-      <w:r>
-        <w:rPr>
-          <w:lang w:val="en-US"/>
-        </w:rPr>
-        <w:t xml:space="preserve">List and explain </w:t>
-      </w:r>
-      <w:r>
-        <w:rPr>
+          <w:sz w:val="23"/>
+          <w:szCs w:val="23"/>
+        </w:rPr>
+        <w:t xml:space="preserve">THREE (3) </w:t>
+      </w:r>
+      <w:r>
+        <w:rPr>
+          <w:rFonts w:ascii="Arial" w:hAnsi="Arial" w:cs="Arial"/>
+          <w:sz w:val="23"/>
+          <w:szCs w:val="23"/>
+        </w:rPr>
+        <w:t xml:space="preserve">categories of operating system. Give </w:t>
+      </w:r>
+      <w:r>
+        <w:rPr>
+          <w:rFonts w:ascii="Arial" w:hAnsi="Arial" w:cs="Arial"/>
           <w:b/>
           <w:bCs/>
-          <w:lang w:val="en-US"/>
-        </w:rPr>
-        <w:t xml:space="preserve">ALL </w:t>
-      </w:r>
-      <w:r>
-        <w:rPr>
-          <w:lang w:val="en-US"/>
-        </w:rPr>
-        <w:t>sources of errors.</w:t>
-      </w:r>
-    </w:p>
-    <w:p>
-      <w:pPr>
-        <w:numPr>
-          <w:ilvl w:val="0"/>
-          <w:numId w:val="4"/>
-        </w:numPr>
-      </w:pPr>
-      <w:r>
-        <w:rPr>
-          <w:lang w:val="en-US"/>
-        </w:rPr>
-        <w:t xml:space="preserve">List and explain </w:t>
-      </w:r>
-      <w:r>
-        <w:rPr>
+          <w:sz w:val="23"/>
+          <w:szCs w:val="23"/>
+        </w:rPr>
+        <w:t xml:space="preserve">ANY FOUR (4) </w:t>
+      </w:r>
+      <w:r>
+        <w:rPr>
+          <w:rFonts w:ascii="Arial" w:hAnsi="Arial" w:cs="Arial"/>
+          <w:sz w:val="23"/>
+          <w:szCs w:val="23"/>
+        </w:rPr>
+        <w:t xml:space="preserve">examples for each category. </w:t>
+      </w:r>
+    </w:p>
+    <w:p>
+      <w:pPr>
+        <w:pStyle w:val="Default"/>
+        <w:numPr>
+          <w:ilvl w:val="0"/>
+          <w:numId w:val="1"/>
+        </w:numPr>
+        <w:rPr>
+          <w:rFonts w:ascii="Arial" w:hAnsi="Arial" w:cs="Arial"/>
+          <w:sz w:val="23"/>
+          <w:szCs w:val="23"/>
+        </w:rPr>
+      </w:pPr>
+      <w:r>
+        <w:rPr>
+          <w:rFonts w:ascii="Arial" w:hAnsi="Arial" w:cs="Arial"/>
+          <w:sz w:val="23"/>
+          <w:szCs w:val="23"/>
+        </w:rPr>
+        <w:t xml:space="preserve">Define the term “utility program”. </w:t>
+      </w:r>
+    </w:p>
+    <w:p>
+      <w:pPr>
+        <w:pStyle w:val="Default"/>
+        <w:numPr>
+          <w:ilvl w:val="0"/>
+          <w:numId w:val="1"/>
+        </w:numPr>
+        <w:rPr>
+          <w:rFonts w:ascii="Arial" w:hAnsi="Arial" w:cs="Arial"/>
+          <w:sz w:val="23"/>
+          <w:szCs w:val="23"/>
+        </w:rPr>
+      </w:pPr>
+      <w:r>
+        <w:rPr>
+          <w:rFonts w:ascii="Arial" w:hAnsi="Arial" w:cs="Arial"/>
+          <w:sz w:val="23"/>
+          <w:szCs w:val="23"/>
+        </w:rPr>
+        <w:t xml:space="preserve">List ALL functions provided by utility programs. </w:t>
+      </w:r>
+    </w:p>
+    <w:p>
+      <w:pPr>
+        <w:pStyle w:val="Default"/>
+        <w:numPr>
+          <w:ilvl w:val="0"/>
+          <w:numId w:val="1"/>
+        </w:numPr>
+        <w:rPr>
+          <w:rFonts w:ascii="Arial" w:hAnsi="Arial" w:cs="Arial"/>
+          <w:sz w:val="23"/>
+          <w:szCs w:val="23"/>
+        </w:rPr>
+      </w:pPr>
+      <w:r>
+        <w:rPr>
+          <w:rFonts w:ascii="Arial" w:hAnsi="Arial" w:cs="Arial"/>
+          <w:sz w:val="23"/>
+          <w:szCs w:val="23"/>
+        </w:rPr>
+        <w:t xml:space="preserve">Define the term “firewall”. </w:t>
+      </w:r>
+    </w:p>
+    <w:p>
+      <w:pPr>
+        <w:pStyle w:val="Default"/>
+        <w:numPr>
+          <w:ilvl w:val="0"/>
+          <w:numId w:val="1"/>
+        </w:numPr>
+        <w:rPr>
+          <w:rFonts w:ascii="Arial" w:hAnsi="Arial" w:cs="Arial"/>
+          <w:sz w:val="23"/>
+          <w:szCs w:val="23"/>
+        </w:rPr>
+      </w:pPr>
+      <w:r>
+        <w:rPr>
+          <w:rFonts w:ascii="Arial" w:hAnsi="Arial" w:cs="Arial"/>
+          <w:sz w:val="23"/>
+          <w:szCs w:val="23"/>
+        </w:rPr>
+        <w:t xml:space="preserve">List </w:t>
+      </w:r>
+      <w:r>
+        <w:rPr>
+          <w:rFonts w:ascii="Arial" w:hAnsi="Arial" w:cs="Arial"/>
           <w:b/>
           <w:bCs/>
-          <w:lang w:val="en-US"/>
-        </w:rPr>
-        <w:t>ALL</w:t>
-      </w:r>
-      <w:r>
-        <w:rPr>
-          <w:lang w:val="en-US"/>
-        </w:rPr>
-        <w:t xml:space="preserve"> types of conversion for digital signals.</w:t>
-      </w:r>
-    </w:p>
-    <w:p>
-      <w:pPr>
-        <w:numPr>
-          <w:ilvl w:val="0"/>
-          <w:numId w:val="4"/>
-        </w:numPr>
-      </w:pPr>
-      <w:r>
-        <w:rPr>
-          <w:lang w:val="en-US"/>
-        </w:rPr>
-        <w:t>Define and expand the term “TCP/IP”.</w:t>
-      </w:r>
-    </w:p>
-    <w:p/>
+          <w:sz w:val="23"/>
+          <w:szCs w:val="23"/>
+        </w:rPr>
+        <w:t xml:space="preserve">ALL TEN (10) </w:t>
+      </w:r>
+      <w:r>
+        <w:rPr>
+          <w:rFonts w:ascii="Arial" w:hAnsi="Arial" w:cs="Arial"/>
+          <w:sz w:val="23"/>
+          <w:szCs w:val="23"/>
+        </w:rPr>
+        <w:t xml:space="preserve">signs of virus infection. </w:t>
+      </w:r>
+    </w:p>
+    <w:p>
+      <w:pPr>
+        <w:pStyle w:val="Default"/>
+        <w:numPr>
+          <w:ilvl w:val="0"/>
+          <w:numId w:val="1"/>
+        </w:numPr>
+        <w:rPr>
+          <w:rFonts w:ascii="Arial" w:hAnsi="Arial" w:cs="Arial"/>
+          <w:sz w:val="23"/>
+          <w:szCs w:val="23"/>
+        </w:rPr>
+      </w:pPr>
+      <w:r>
+        <w:rPr>
+          <w:rFonts w:ascii="Arial" w:hAnsi="Arial" w:cs="Arial"/>
+          <w:sz w:val="23"/>
+          <w:szCs w:val="23"/>
+        </w:rPr>
+        <w:t xml:space="preserve">Differentiate between spyware and adware. </w:t>
+      </w:r>
+    </w:p>
+    <w:p>
+      <w:pPr>
+        <w:pStyle w:val="Default"/>
+        <w:numPr>
+          <w:ilvl w:val="0"/>
+          <w:numId w:val="1"/>
+        </w:numPr>
+        <w:rPr>
+          <w:rFonts w:ascii="Arial" w:hAnsi="Arial" w:cs="Arial"/>
+          <w:sz w:val="23"/>
+          <w:szCs w:val="23"/>
+        </w:rPr>
+      </w:pPr>
+      <w:r>
+        <w:rPr>
+          <w:rFonts w:ascii="Arial" w:hAnsi="Arial" w:cs="Arial"/>
+          <w:sz w:val="23"/>
+          <w:szCs w:val="23"/>
+        </w:rPr>
+        <w:t xml:space="preserve">List </w:t>
+      </w:r>
+      <w:r>
+        <w:rPr>
+          <w:rFonts w:ascii="Arial" w:hAnsi="Arial" w:cs="Arial"/>
+          <w:b/>
+          <w:bCs/>
+          <w:sz w:val="23"/>
+          <w:szCs w:val="23"/>
+        </w:rPr>
+        <w:t xml:space="preserve">THREE (3) </w:t>
+      </w:r>
+      <w:r>
+        <w:rPr>
+          <w:rFonts w:ascii="Arial" w:hAnsi="Arial" w:cs="Arial"/>
+          <w:sz w:val="23"/>
+          <w:szCs w:val="23"/>
+        </w:rPr>
+        <w:t xml:space="preserve">popular antivirus programs. </w:t>
+      </w:r>
+    </w:p>
+    <w:p>
+      <w:pPr>
+        <w:pStyle w:val="Default"/>
+        <w:numPr>
+          <w:ilvl w:val="0"/>
+          <w:numId w:val="1"/>
+        </w:numPr>
+        <w:rPr>
+          <w:rFonts w:ascii="Arial" w:hAnsi="Arial" w:cs="Arial"/>
+          <w:sz w:val="23"/>
+          <w:szCs w:val="23"/>
+        </w:rPr>
+      </w:pPr>
+      <w:r>
+        <w:rPr>
+          <w:rFonts w:ascii="Arial" w:hAnsi="Arial" w:cs="Arial"/>
+          <w:sz w:val="23"/>
+          <w:szCs w:val="23"/>
+        </w:rPr>
+        <w:t xml:space="preserve">List </w:t>
+      </w:r>
+      <w:r>
+        <w:rPr>
+          <w:rFonts w:ascii="Arial" w:hAnsi="Arial" w:cs="Arial"/>
+          <w:b/>
+          <w:bCs/>
+          <w:sz w:val="23"/>
+          <w:szCs w:val="23"/>
+        </w:rPr>
+        <w:t xml:space="preserve">ALL FOUR (4) </w:t>
+      </w:r>
+      <w:r>
+        <w:rPr>
+          <w:rFonts w:ascii="Arial" w:hAnsi="Arial" w:cs="Arial"/>
+          <w:sz w:val="23"/>
+          <w:szCs w:val="23"/>
+        </w:rPr>
+        <w:t xml:space="preserve">widely used internet filter. </w:t>
+      </w:r>
+    </w:p>
+    <w:p>
+      <w:pPr>
+        <w:pStyle w:val="Default"/>
+        <w:numPr>
+          <w:ilvl w:val="0"/>
+          <w:numId w:val="1"/>
+        </w:numPr>
+        <w:rPr>
+          <w:rFonts w:ascii="Arial" w:hAnsi="Arial" w:cs="Arial"/>
+          <w:sz w:val="23"/>
+          <w:szCs w:val="23"/>
+        </w:rPr>
+      </w:pPr>
+      <w:r>
+        <w:rPr>
+          <w:rFonts w:ascii="Arial" w:hAnsi="Arial" w:cs="Arial"/>
+          <w:sz w:val="23"/>
+          <w:szCs w:val="23"/>
+        </w:rPr>
+        <w:t xml:space="preserve">Define the term “file compression utility”? List and explain </w:t>
+      </w:r>
+      <w:r>
+        <w:rPr>
+          <w:rFonts w:ascii="Arial" w:hAnsi="Arial" w:cs="Arial"/>
+          <w:b/>
+          <w:bCs/>
+          <w:sz w:val="23"/>
+          <w:szCs w:val="23"/>
+        </w:rPr>
+        <w:t xml:space="preserve">TWO (2) </w:t>
+      </w:r>
+      <w:r>
+        <w:rPr>
+          <w:rFonts w:ascii="Arial" w:hAnsi="Arial" w:cs="Arial"/>
+          <w:sz w:val="23"/>
+          <w:szCs w:val="23"/>
+        </w:rPr>
+        <w:t xml:space="preserve">types of compression. </w:t>
+      </w:r>
+    </w:p>
+    <w:p>
+      <w:pPr>
+        <w:pStyle w:val="Default"/>
+        <w:numPr>
+          <w:ilvl w:val="0"/>
+          <w:numId w:val="1"/>
+        </w:numPr>
+        <w:rPr>
+          <w:rFonts w:ascii="Arial" w:hAnsi="Arial" w:cs="Arial"/>
+          <w:sz w:val="23"/>
+          <w:szCs w:val="23"/>
+        </w:rPr>
+      </w:pPr>
+      <w:r>
+        <w:rPr>
+          <w:rFonts w:ascii="Arial" w:hAnsi="Arial" w:cs="Arial"/>
+          <w:sz w:val="23"/>
+          <w:szCs w:val="23"/>
+        </w:rPr>
+        <w:t xml:space="preserve">Define the term “purpose of disk defragment”? Illustrate and explain how it looks before and after performing this operation. </w:t>
+      </w:r>
+    </w:p>
     <w:p/>
     <w:sectPr>
-      <w:pgSz w:w="11906" w:h="16838"/>
-      <w:pgMar w:top="1440" w:right="1440" w:bottom="1440" w:left="1440" w:header="708" w:footer="708" w:gutter="0"/>
-      <w:cols w:space="708"/>
-      <w:docGrid w:linePitch="360"/>
+      <w:pgSz w:w="12240" w:h="16340"/>
+      <w:pgMar w:top="1782" w:right="975" w:bottom="1440" w:left="1569" w:header="720" w:footer="720" w:gutter="0"/>
+      <w:cols w:space="720"/>
+      <w:noEndnote/>
     </w:sectPr>
   </w:body>
 </w:document>
@@ -529,717 +904,92 @@
 <file path=word/numbering.xml><?xml version="1.0" encoding="utf-8"?>
 <w:numbering xmlns:wpc="http://schemas.microsoft.com/office/word/2010/wordprocessingCanvas" xmlns:cx="http://schemas.microsoft.com/office/drawing/2014/chartex" xmlns:cx1="http://schemas.microsoft.com/office/drawing/2015/9/8/chartex" xmlns:cx2="http://schemas.microsoft.com/office/drawing/2015/10/21/chartex" xmlns:cx3="http://schemas.microsoft.com/office/drawing/2016/5/9/chartex" xmlns:cx4="http://schemas.microsoft.com/office/drawing/2016/5/10/chartex" xmlns:cx5="http://schemas.microsoft.com/office/drawing/2016/5/11/chartex" xmlns:cx6="http://schemas.microsoft.com/office/drawing/2016/5/12/chartex" xmlns:cx7="http://schemas.microsoft.com/office/drawing/2016/5/13/chartex" xmlns:cx8="http://schemas.microsoft.com/office/drawing/2016/5/14/chartex" xmlns:mc="http://schemas.openxmlformats.org/markup-compatibility/2006" xmlns:aink="http://schemas.microsoft.com/office/drawing/2016/ink" xmlns:am3d="http://schemas.microsoft.com/office/drawing/2017/model3d" xmlns:o="urn:schemas-microsoft-com:office:office" xmlns:oel="http://schemas.microsoft.com/office/2019/extlst" xmlns:r="http://schemas.openxmlformats.org/officeDocument/2006/relationships" xmlns:m="http://schemas.openxmlformats.org/officeDocument/2006/math" xmlns:v="urn:schemas-microsoft-com:vml" xmlns:wp14="http://schemas.microsoft.com/office/word/2010/wordprocessingDrawing" xmlns:wp="http://schemas.openxmlformats.org/drawingml/2006/wordprocessingDrawing" xmlns:w10="urn:schemas-microsoft-com:office:word" xmlns:w="http://schemas.openxmlformats.org/wordprocessingml/2006/main" xmlns:w14="http://schemas.microsoft.com/office/word/2010/wordml" xmlns:w15="http://schemas.microsoft.com/office/word/2012/wordml" xmlns:w16cex="http://schemas.microsoft.com/office/word/2018/wordml/cex" xmlns:w16cid="http://schemas.microsoft.com/office/word/2016/wordml/cid" xmlns:w16="http://schemas.microsoft.com/office/word/2018/wordml" xmlns:w16du="http://schemas.microsoft.com/office/word/2023/wordml/word16du" xmlns:w16sdtdh="http://schemas.microsoft.com/office/word/2020/wordml/sdtdatahash" xmlns:w16sdtfl="http://schemas.microsoft.com/office/word/2024/wordml/sdtformatlock" xmlns:w16se="http://schemas.microsoft.com/office/word/2015/wordml/symex" xmlns:wpg="http://schemas.microsoft.com/office/word/2010/wordprocessingGroup" xmlns:wpi="http://schemas.microsoft.com/office/word/2010/wordprocessingInk" xmlns:wne="http://schemas.microsoft.com/office/word/2006/wordml" xmlns:wps="http://schemas.microsoft.com/office/word/2010/wordprocessingShape" mc:Ignorable="w14 w15 w16se w16cid w16 w16cex w16sdtdh w16sdtfl w16du wp14">
   <w:abstractNum w:abstractNumId="0" w15:restartNumberingAfterBreak="0">
-    <w:nsid w:val="00D758BF"/>
+    <w:nsid w:val="1C1C1699"/>
     <w:multiLevelType w:val="hybridMultilevel"/>
-    <w:tmpl w:val="CFAEFDA4"/>
-    <w:lvl w:ilvl="0" w:tplc="0C28B4F4">
-      <w:start w:val="1"/>
-      <w:numFmt w:val="bullet"/>
-      <w:lvlText w:val="•"/>
-      <w:lvlJc w:val="left"/>
-      <w:pPr>
-        <w:tabs>
-          <w:tab w:val="num" w:pos="720"/>
-        </w:tabs>
-        <w:ind w:left="720" w:hanging="360"/>
-      </w:pPr>
-      <w:rPr>
-        <w:rFonts w:ascii="Arial" w:hAnsi="Arial" w:hint="default"/>
-      </w:rPr>
-    </w:lvl>
-    <w:lvl w:ilvl="1" w:tplc="A5401AC6" w:tentative="1">
-      <w:start w:val="1"/>
-      <w:numFmt w:val="bullet"/>
-      <w:lvlText w:val="•"/>
-      <w:lvlJc w:val="left"/>
-      <w:pPr>
-        <w:tabs>
-          <w:tab w:val="num" w:pos="1440"/>
-        </w:tabs>
-        <w:ind w:left="1440" w:hanging="360"/>
-      </w:pPr>
-      <w:rPr>
-        <w:rFonts w:ascii="Arial" w:hAnsi="Arial" w:hint="default"/>
-      </w:rPr>
-    </w:lvl>
-    <w:lvl w:ilvl="2" w:tplc="6D0E23AA" w:tentative="1">
-      <w:start w:val="1"/>
-      <w:numFmt w:val="bullet"/>
-      <w:lvlText w:val="•"/>
-      <w:lvlJc w:val="left"/>
-      <w:pPr>
-        <w:tabs>
-          <w:tab w:val="num" w:pos="2160"/>
-        </w:tabs>
-        <w:ind w:left="2160" w:hanging="360"/>
-      </w:pPr>
-      <w:rPr>
-        <w:rFonts w:ascii="Arial" w:hAnsi="Arial" w:hint="default"/>
-      </w:rPr>
-    </w:lvl>
-    <w:lvl w:ilvl="3" w:tplc="A338318A" w:tentative="1">
-      <w:start w:val="1"/>
-      <w:numFmt w:val="bullet"/>
-      <w:lvlText w:val="•"/>
-      <w:lvlJc w:val="left"/>
-      <w:pPr>
-        <w:tabs>
-          <w:tab w:val="num" w:pos="2880"/>
-        </w:tabs>
-        <w:ind w:left="2880" w:hanging="360"/>
-      </w:pPr>
-      <w:rPr>
-        <w:rFonts w:ascii="Arial" w:hAnsi="Arial" w:hint="default"/>
-      </w:rPr>
-    </w:lvl>
-    <w:lvl w:ilvl="4" w:tplc="00BCA23A" w:tentative="1">
-      <w:start w:val="1"/>
-      <w:numFmt w:val="bullet"/>
-      <w:lvlText w:val="•"/>
-      <w:lvlJc w:val="left"/>
-      <w:pPr>
-        <w:tabs>
-          <w:tab w:val="num" w:pos="3600"/>
-        </w:tabs>
-        <w:ind w:left="3600" w:hanging="360"/>
-      </w:pPr>
-      <w:rPr>
-        <w:rFonts w:ascii="Arial" w:hAnsi="Arial" w:hint="default"/>
-      </w:rPr>
-    </w:lvl>
-    <w:lvl w:ilvl="5" w:tplc="005C1748" w:tentative="1">
-      <w:start w:val="1"/>
-      <w:numFmt w:val="bullet"/>
-      <w:lvlText w:val="•"/>
-      <w:lvlJc w:val="left"/>
-      <w:pPr>
-        <w:tabs>
-          <w:tab w:val="num" w:pos="4320"/>
-        </w:tabs>
-        <w:ind w:left="4320" w:hanging="360"/>
-      </w:pPr>
-      <w:rPr>
-        <w:rFonts w:ascii="Arial" w:hAnsi="Arial" w:hint="default"/>
-      </w:rPr>
-    </w:lvl>
-    <w:lvl w:ilvl="6" w:tplc="7AAA6D9C" w:tentative="1">
-      <w:start w:val="1"/>
-      <w:numFmt w:val="bullet"/>
-      <w:lvlText w:val="•"/>
-      <w:lvlJc w:val="left"/>
-      <w:pPr>
-        <w:tabs>
-          <w:tab w:val="num" w:pos="5040"/>
-        </w:tabs>
-        <w:ind w:left="5040" w:hanging="360"/>
-      </w:pPr>
-      <w:rPr>
-        <w:rFonts w:ascii="Arial" w:hAnsi="Arial" w:hint="default"/>
-      </w:rPr>
-    </w:lvl>
-    <w:lvl w:ilvl="7" w:tplc="5F40B0DA" w:tentative="1">
-      <w:start w:val="1"/>
-      <w:numFmt w:val="bullet"/>
-      <w:lvlText w:val="•"/>
-      <w:lvlJc w:val="left"/>
-      <w:pPr>
-        <w:tabs>
-          <w:tab w:val="num" w:pos="5760"/>
-        </w:tabs>
-        <w:ind w:left="5760" w:hanging="360"/>
-      </w:pPr>
-      <w:rPr>
-        <w:rFonts w:ascii="Arial" w:hAnsi="Arial" w:hint="default"/>
-      </w:rPr>
-    </w:lvl>
-    <w:lvl w:ilvl="8" w:tplc="06809FC8" w:tentative="1">
-      <w:start w:val="1"/>
-      <w:numFmt w:val="bullet"/>
-      <w:lvlText w:val="•"/>
-      <w:lvlJc w:val="left"/>
-      <w:pPr>
-        <w:tabs>
-          <w:tab w:val="num" w:pos="6480"/>
-        </w:tabs>
-        <w:ind w:left="6480" w:hanging="360"/>
-      </w:pPr>
-      <w:rPr>
-        <w:rFonts w:ascii="Arial" w:hAnsi="Arial" w:hint="default"/>
-      </w:rPr>
-    </w:lvl>
-  </w:abstractNum>
-  <w:abstractNum w:abstractNumId="1" w15:restartNumberingAfterBreak="0">
-    <w:nsid w:val="188719E9"/>
-    <w:multiLevelType w:val="hybridMultilevel"/>
-    <w:tmpl w:val="85A80DFE"/>
-    <w:lvl w:ilvl="0" w:tplc="3FDA121C">
-      <w:start w:val="1"/>
-      <w:numFmt w:val="bullet"/>
-      <w:lvlText w:val="•"/>
-      <w:lvlJc w:val="left"/>
-      <w:pPr>
-        <w:tabs>
-          <w:tab w:val="num" w:pos="720"/>
-        </w:tabs>
-        <w:ind w:left="720" w:hanging="360"/>
-      </w:pPr>
-      <w:rPr>
-        <w:rFonts w:ascii="Arial" w:hAnsi="Arial" w:hint="default"/>
-      </w:rPr>
-    </w:lvl>
-    <w:lvl w:ilvl="1" w:tplc="F9CA65E2">
-      <w:numFmt w:val="bullet"/>
-      <w:lvlText w:val="–"/>
-      <w:lvlJc w:val="left"/>
-      <w:pPr>
-        <w:tabs>
-          <w:tab w:val="num" w:pos="1440"/>
-        </w:tabs>
-        <w:ind w:left="1440" w:hanging="360"/>
-      </w:pPr>
-      <w:rPr>
-        <w:rFonts w:ascii="Arial" w:hAnsi="Arial" w:hint="default"/>
-      </w:rPr>
-    </w:lvl>
-    <w:lvl w:ilvl="2" w:tplc="20722746" w:tentative="1">
-      <w:start w:val="1"/>
-      <w:numFmt w:val="bullet"/>
-      <w:lvlText w:val="•"/>
-      <w:lvlJc w:val="left"/>
-      <w:pPr>
-        <w:tabs>
-          <w:tab w:val="num" w:pos="2160"/>
-        </w:tabs>
-        <w:ind w:left="2160" w:hanging="360"/>
-      </w:pPr>
-      <w:rPr>
-        <w:rFonts w:ascii="Arial" w:hAnsi="Arial" w:hint="default"/>
-      </w:rPr>
-    </w:lvl>
-    <w:lvl w:ilvl="3" w:tplc="0E0AE148" w:tentative="1">
-      <w:start w:val="1"/>
-      <w:numFmt w:val="bullet"/>
-      <w:lvlText w:val="•"/>
-      <w:lvlJc w:val="left"/>
-      <w:pPr>
-        <w:tabs>
-          <w:tab w:val="num" w:pos="2880"/>
-        </w:tabs>
-        <w:ind w:left="2880" w:hanging="360"/>
-      </w:pPr>
-      <w:rPr>
-        <w:rFonts w:ascii="Arial" w:hAnsi="Arial" w:hint="default"/>
-      </w:rPr>
-    </w:lvl>
-    <w:lvl w:ilvl="4" w:tplc="24DEBDB2" w:tentative="1">
-      <w:start w:val="1"/>
-      <w:numFmt w:val="bullet"/>
-      <w:lvlText w:val="•"/>
-      <w:lvlJc w:val="left"/>
-      <w:pPr>
-        <w:tabs>
-          <w:tab w:val="num" w:pos="3600"/>
-        </w:tabs>
-        <w:ind w:left="3600" w:hanging="360"/>
-      </w:pPr>
-      <w:rPr>
-        <w:rFonts w:ascii="Arial" w:hAnsi="Arial" w:hint="default"/>
-      </w:rPr>
-    </w:lvl>
-    <w:lvl w:ilvl="5" w:tplc="E488D3D8" w:tentative="1">
-      <w:start w:val="1"/>
-      <w:numFmt w:val="bullet"/>
-      <w:lvlText w:val="•"/>
-      <w:lvlJc w:val="left"/>
-      <w:pPr>
-        <w:tabs>
-          <w:tab w:val="num" w:pos="4320"/>
-        </w:tabs>
-        <w:ind w:left="4320" w:hanging="360"/>
-      </w:pPr>
-      <w:rPr>
-        <w:rFonts w:ascii="Arial" w:hAnsi="Arial" w:hint="default"/>
-      </w:rPr>
-    </w:lvl>
-    <w:lvl w:ilvl="6" w:tplc="A594CC9C" w:tentative="1">
-      <w:start w:val="1"/>
-      <w:numFmt w:val="bullet"/>
-      <w:lvlText w:val="•"/>
-      <w:lvlJc w:val="left"/>
-      <w:pPr>
-        <w:tabs>
-          <w:tab w:val="num" w:pos="5040"/>
-        </w:tabs>
-        <w:ind w:left="5040" w:hanging="360"/>
-      </w:pPr>
-      <w:rPr>
-        <w:rFonts w:ascii="Arial" w:hAnsi="Arial" w:hint="default"/>
-      </w:rPr>
-    </w:lvl>
-    <w:lvl w:ilvl="7" w:tplc="1D4EBD00" w:tentative="1">
-      <w:start w:val="1"/>
-      <w:numFmt w:val="bullet"/>
-      <w:lvlText w:val="•"/>
-      <w:lvlJc w:val="left"/>
-      <w:pPr>
-        <w:tabs>
-          <w:tab w:val="num" w:pos="5760"/>
-        </w:tabs>
-        <w:ind w:left="5760" w:hanging="360"/>
-      </w:pPr>
-      <w:rPr>
-        <w:rFonts w:ascii="Arial" w:hAnsi="Arial" w:hint="default"/>
-      </w:rPr>
-    </w:lvl>
-    <w:lvl w:ilvl="8" w:tplc="4E068A24" w:tentative="1">
-      <w:start w:val="1"/>
-      <w:numFmt w:val="bullet"/>
-      <w:lvlText w:val="•"/>
-      <w:lvlJc w:val="left"/>
-      <w:pPr>
-        <w:tabs>
-          <w:tab w:val="num" w:pos="6480"/>
-        </w:tabs>
-        <w:ind w:left="6480" w:hanging="360"/>
-      </w:pPr>
-      <w:rPr>
-        <w:rFonts w:ascii="Arial" w:hAnsi="Arial" w:hint="default"/>
-      </w:rPr>
-    </w:lvl>
-  </w:abstractNum>
-  <w:abstractNum w:abstractNumId="2" w15:restartNumberingAfterBreak="0">
-    <w:nsid w:val="2EF22B80"/>
-    <w:multiLevelType w:val="hybridMultilevel"/>
-    <w:tmpl w:val="6090E7F0"/>
-    <w:lvl w:ilvl="0" w:tplc="75F25E32">
-      <w:start w:val="1"/>
-      <w:numFmt w:val="bullet"/>
-      <w:lvlText w:val="•"/>
-      <w:lvlJc w:val="left"/>
-      <w:pPr>
-        <w:tabs>
-          <w:tab w:val="num" w:pos="720"/>
-        </w:tabs>
-        <w:ind w:left="720" w:hanging="360"/>
-      </w:pPr>
-      <w:rPr>
-        <w:rFonts w:ascii="Arial" w:hAnsi="Arial" w:hint="default"/>
-      </w:rPr>
-    </w:lvl>
-    <w:lvl w:ilvl="1" w:tplc="15C2FDD2">
-      <w:start w:val="1"/>
-      <w:numFmt w:val="bullet"/>
-      <w:lvlText w:val="•"/>
-      <w:lvlJc w:val="left"/>
-      <w:pPr>
-        <w:tabs>
-          <w:tab w:val="num" w:pos="1440"/>
-        </w:tabs>
-        <w:ind w:left="1440" w:hanging="360"/>
-      </w:pPr>
-      <w:rPr>
-        <w:rFonts w:ascii="Arial" w:hAnsi="Arial" w:hint="default"/>
-      </w:rPr>
-    </w:lvl>
-    <w:lvl w:ilvl="2" w:tplc="23A26622" w:tentative="1">
-      <w:start w:val="1"/>
-      <w:numFmt w:val="bullet"/>
-      <w:lvlText w:val="•"/>
-      <w:lvlJc w:val="left"/>
-      <w:pPr>
-        <w:tabs>
-          <w:tab w:val="num" w:pos="2160"/>
-        </w:tabs>
-        <w:ind w:left="2160" w:hanging="360"/>
-      </w:pPr>
-      <w:rPr>
-        <w:rFonts w:ascii="Arial" w:hAnsi="Arial" w:hint="default"/>
-      </w:rPr>
-    </w:lvl>
-    <w:lvl w:ilvl="3" w:tplc="AA7A7D00" w:tentative="1">
-      <w:start w:val="1"/>
-      <w:numFmt w:val="bullet"/>
-      <w:lvlText w:val="•"/>
-      <w:lvlJc w:val="left"/>
-      <w:pPr>
-        <w:tabs>
-          <w:tab w:val="num" w:pos="2880"/>
-        </w:tabs>
-        <w:ind w:left="2880" w:hanging="360"/>
-      </w:pPr>
-      <w:rPr>
-        <w:rFonts w:ascii="Arial" w:hAnsi="Arial" w:hint="default"/>
-      </w:rPr>
-    </w:lvl>
-    <w:lvl w:ilvl="4" w:tplc="076C2214" w:tentative="1">
-      <w:start w:val="1"/>
-      <w:numFmt w:val="bullet"/>
-      <w:lvlText w:val="•"/>
-      <w:lvlJc w:val="left"/>
-      <w:pPr>
-        <w:tabs>
-          <w:tab w:val="num" w:pos="3600"/>
-        </w:tabs>
-        <w:ind w:left="3600" w:hanging="360"/>
-      </w:pPr>
-      <w:rPr>
-        <w:rFonts w:ascii="Arial" w:hAnsi="Arial" w:hint="default"/>
-      </w:rPr>
-    </w:lvl>
-    <w:lvl w:ilvl="5" w:tplc="C17C60D6" w:tentative="1">
-      <w:start w:val="1"/>
-      <w:numFmt w:val="bullet"/>
-      <w:lvlText w:val="•"/>
-      <w:lvlJc w:val="left"/>
-      <w:pPr>
-        <w:tabs>
-          <w:tab w:val="num" w:pos="4320"/>
-        </w:tabs>
-        <w:ind w:left="4320" w:hanging="360"/>
-      </w:pPr>
-      <w:rPr>
-        <w:rFonts w:ascii="Arial" w:hAnsi="Arial" w:hint="default"/>
-      </w:rPr>
-    </w:lvl>
-    <w:lvl w:ilvl="6" w:tplc="625E4F66" w:tentative="1">
-      <w:start w:val="1"/>
-      <w:numFmt w:val="bullet"/>
-      <w:lvlText w:val="•"/>
-      <w:lvlJc w:val="left"/>
-      <w:pPr>
-        <w:tabs>
-          <w:tab w:val="num" w:pos="5040"/>
-        </w:tabs>
-        <w:ind w:left="5040" w:hanging="360"/>
-      </w:pPr>
-      <w:rPr>
-        <w:rFonts w:ascii="Arial" w:hAnsi="Arial" w:hint="default"/>
-      </w:rPr>
-    </w:lvl>
-    <w:lvl w:ilvl="7" w:tplc="6734CBC4" w:tentative="1">
-      <w:start w:val="1"/>
-      <w:numFmt w:val="bullet"/>
-      <w:lvlText w:val="•"/>
-      <w:lvlJc w:val="left"/>
-      <w:pPr>
-        <w:tabs>
-          <w:tab w:val="num" w:pos="5760"/>
-        </w:tabs>
-        <w:ind w:left="5760" w:hanging="360"/>
-      </w:pPr>
-      <w:rPr>
-        <w:rFonts w:ascii="Arial" w:hAnsi="Arial" w:hint="default"/>
-      </w:rPr>
-    </w:lvl>
-    <w:lvl w:ilvl="8" w:tplc="CD22476C" w:tentative="1">
-      <w:start w:val="1"/>
-      <w:numFmt w:val="bullet"/>
-      <w:lvlText w:val="•"/>
-      <w:lvlJc w:val="left"/>
-      <w:pPr>
-        <w:tabs>
-          <w:tab w:val="num" w:pos="6480"/>
-        </w:tabs>
-        <w:ind w:left="6480" w:hanging="360"/>
-      </w:pPr>
-      <w:rPr>
-        <w:rFonts w:ascii="Arial" w:hAnsi="Arial" w:hint="default"/>
-      </w:rPr>
-    </w:lvl>
-  </w:abstractNum>
-  <w:abstractNum w:abstractNumId="3" w15:restartNumberingAfterBreak="0">
-    <w:nsid w:val="37D52DE4"/>
-    <w:multiLevelType w:val="hybridMultilevel"/>
-    <w:tmpl w:val="39107960"/>
+    <w:tmpl w:val="ED60FED8"/>
     <w:lvl w:ilvl="0" w:tplc="4409000F">
       <w:start w:val="1"/>
       <w:numFmt w:val="decimal"/>
       <w:lvlText w:val="%1."/>
       <w:lvlJc w:val="left"/>
       <w:pPr>
-        <w:tabs>
-          <w:tab w:val="num" w:pos="720"/>
-        </w:tabs>
         <w:ind w:left="720" w:hanging="360"/>
       </w:pPr>
-      <w:rPr>
-        <w:rFonts w:hint="default"/>
-      </w:rPr>
     </w:lvl>
-    <w:lvl w:ilvl="1" w:tplc="FFFFFFFF">
+    <w:lvl w:ilvl="1" w:tplc="44090019" w:tentative="1">
       <w:start w:val="1"/>
-      <w:numFmt w:val="bullet"/>
-      <w:lvlText w:val="•"/>
+      <w:numFmt w:val="lowerLetter"/>
+      <w:lvlText w:val="%2."/>
       <w:lvlJc w:val="left"/>
       <w:pPr>
-        <w:tabs>
-          <w:tab w:val="num" w:pos="1440"/>
-        </w:tabs>
         <w:ind w:left="1440" w:hanging="360"/>
       </w:pPr>
-      <w:rPr>
-        <w:rFonts w:ascii="Arial" w:hAnsi="Arial" w:hint="default"/>
-      </w:rPr>
     </w:lvl>
-    <w:lvl w:ilvl="2" w:tplc="FFFFFFFF" w:tentative="1">
+    <w:lvl w:ilvl="2" w:tplc="4409001B" w:tentative="1">
       <w:start w:val="1"/>
-      <w:numFmt w:val="bullet"/>
-      <w:lvlText w:val="•"/>
+      <w:numFmt w:val="lowerRoman"/>
+      <w:lvlText w:val="%3."/>
+      <w:lvlJc w:val="right"/>
+      <w:pPr>
+        <w:ind w:left="2160" w:hanging="180"/>
+      </w:pPr>
+    </w:lvl>
+    <w:lvl w:ilvl="3" w:tplc="4409000F" w:tentative="1">
+      <w:start w:val="1"/>
+      <w:numFmt w:val="decimal"/>
+      <w:lvlText w:val="%4."/>
       <w:lvlJc w:val="left"/>
       <w:pPr>
-        <w:tabs>
-          <w:tab w:val="num" w:pos="2160"/>
-        </w:tabs>
-        <w:ind w:left="2160" w:hanging="360"/>
-      </w:pPr>
-      <w:rPr>
-        <w:rFonts w:ascii="Arial" w:hAnsi="Arial" w:hint="default"/>
-      </w:rPr>
+        <w:ind w:left="2880" w:hanging="360"/>
+      </w:pPr>
     </w:lvl>
-    <w:lvl w:ilvl="3" w:tplc="FFFFFFFF" w:tentative="1">
+    <w:lvl w:ilvl="4" w:tplc="44090019" w:tentative="1">
       <w:start w:val="1"/>
-      <w:numFmt w:val="bullet"/>
-      <w:lvlText w:val="•"/>
+      <w:numFmt w:val="lowerLetter"/>
+      <w:lvlText w:val="%5."/>
       <w:lvlJc w:val="left"/>
       <w:pPr>
-        <w:tabs>
-          <w:tab w:val="num" w:pos="2880"/>
-        </w:tabs>
-        <w:ind w:left="2880" w:hanging="360"/>
-      </w:pPr>
-      <w:rPr>
-        <w:rFonts w:ascii="Arial" w:hAnsi="Arial" w:hint="default"/>
-      </w:rPr>
+        <w:ind w:left="3600" w:hanging="360"/>
+      </w:pPr>
     </w:lvl>
-    <w:lvl w:ilvl="4" w:tplc="FFFFFFFF" w:tentative="1">
+    <w:lvl w:ilvl="5" w:tplc="4409001B" w:tentative="1">
       <w:start w:val="1"/>
-      <w:numFmt w:val="bullet"/>
-      <w:lvlText w:val="•"/>
+      <w:numFmt w:val="lowerRoman"/>
+      <w:lvlText w:val="%6."/>
+      <w:lvlJc w:val="right"/>
+      <w:pPr>
+        <w:ind w:left="4320" w:hanging="180"/>
+      </w:pPr>
+    </w:lvl>
+    <w:lvl w:ilvl="6" w:tplc="4409000F" w:tentative="1">
+      <w:start w:val="1"/>
+      <w:numFmt w:val="decimal"/>
+      <w:lvlText w:val="%7."/>
       <w:lvlJc w:val="left"/>
       <w:pPr>
-        <w:tabs>
-          <w:tab w:val="num" w:pos="3600"/>
-        </w:tabs>
-        <w:ind w:left="3600" w:hanging="360"/>
-      </w:pPr>
-      <w:rPr>
-        <w:rFonts w:ascii="Arial" w:hAnsi="Arial" w:hint="default"/>
-      </w:rPr>
+        <w:ind w:left="5040" w:hanging="360"/>
+      </w:pPr>
     </w:lvl>
-    <w:lvl w:ilvl="5" w:tplc="FFFFFFFF" w:tentative="1">
+    <w:lvl w:ilvl="7" w:tplc="44090019" w:tentative="1">
       <w:start w:val="1"/>
-      <w:numFmt w:val="bullet"/>
-      <w:lvlText w:val="•"/>
+      <w:numFmt w:val="lowerLetter"/>
+      <w:lvlText w:val="%8."/>
       <w:lvlJc w:val="left"/>
       <w:pPr>
-        <w:tabs>
-          <w:tab w:val="num" w:pos="4320"/>
-        </w:tabs>
-        <w:ind w:left="4320" w:hanging="360"/>
-      </w:pPr>
-      <w:rPr>
-        <w:rFonts w:ascii="Arial" w:hAnsi="Arial" w:hint="default"/>
-      </w:rPr>
+        <w:ind w:left="5760" w:hanging="360"/>
+      </w:pPr>
     </w:lvl>
-    <w:lvl w:ilvl="6" w:tplc="FFFFFFFF" w:tentative="1">
+    <w:lvl w:ilvl="8" w:tplc="4409001B" w:tentative="1">
       <w:start w:val="1"/>
-      <w:numFmt w:val="bullet"/>
-      <w:lvlText w:val="•"/>
-      <w:lvlJc w:val="left"/>
-      <w:pPr>
-        <w:tabs>
-          <w:tab w:val="num" w:pos="5040"/>
-        </w:tabs>
-        <w:ind w:left="5040" w:hanging="360"/>
-      </w:pPr>
-      <w:rPr>
-        <w:rFonts w:ascii="Arial" w:hAnsi="Arial" w:hint="default"/>
-      </w:rPr>
-    </w:lvl>
-    <w:lvl w:ilvl="7" w:tplc="FFFFFFFF" w:tentative="1">
-      <w:start w:val="1"/>
-      <w:numFmt w:val="bullet"/>
-      <w:lvlText w:val="•"/>
-      <w:lvlJc w:val="left"/>
-      <w:pPr>
-        <w:tabs>
-          <w:tab w:val="num" w:pos="5760"/>
-        </w:tabs>
-        <w:ind w:left="5760" w:hanging="360"/>
-      </w:pPr>
-      <w:rPr>
-        <w:rFonts w:ascii="Arial" w:hAnsi="Arial" w:hint="default"/>
-      </w:rPr>
-    </w:lvl>
-    <w:lvl w:ilvl="8" w:tplc="FFFFFFFF" w:tentative="1">
-      <w:start w:val="1"/>
-      <w:numFmt w:val="bullet"/>
-      <w:lvlText w:val="•"/>
-      <w:lvlJc w:val="left"/>
-      <w:pPr>
-        <w:tabs>
-          <w:tab w:val="num" w:pos="6480"/>
-        </w:tabs>
-        <w:ind w:left="6480" w:hanging="360"/>
-      </w:pPr>
-      <w:rPr>
-        <w:rFonts w:ascii="Arial" w:hAnsi="Arial" w:hint="default"/>
-      </w:rPr>
+      <w:numFmt w:val="lowerRoman"/>
+      <w:lvlText w:val="%9."/>
+      <w:lvlJc w:val="right"/>
+      <w:pPr>
+        <w:ind w:left="6480" w:hanging="180"/>
+      </w:pPr>
     </w:lvl>
   </w:abstractNum>
-  <w:abstractNum w:abstractNumId="4" w15:restartNumberingAfterBreak="0">
-    <w:nsid w:val="76D7673A"/>
-    <w:multiLevelType w:val="hybridMultilevel"/>
-    <w:tmpl w:val="ADF04F68"/>
-    <w:lvl w:ilvl="0" w:tplc="9FBA44C0">
-      <w:start w:val="1"/>
-      <w:numFmt w:val="bullet"/>
-      <w:lvlText w:val="•"/>
-      <w:lvlJc w:val="left"/>
-      <w:pPr>
-        <w:tabs>
-          <w:tab w:val="num" w:pos="720"/>
-        </w:tabs>
-        <w:ind w:left="720" w:hanging="360"/>
-      </w:pPr>
-      <w:rPr>
-        <w:rFonts w:ascii="Arial" w:hAnsi="Arial" w:hint="default"/>
-      </w:rPr>
-    </w:lvl>
-    <w:lvl w:ilvl="1" w:tplc="CA7C9DE0" w:tentative="1">
-      <w:start w:val="1"/>
-      <w:numFmt w:val="bullet"/>
-      <w:lvlText w:val="•"/>
-      <w:lvlJc w:val="left"/>
-      <w:pPr>
-        <w:tabs>
-          <w:tab w:val="num" w:pos="1440"/>
-        </w:tabs>
-        <w:ind w:left="1440" w:hanging="360"/>
-      </w:pPr>
-      <w:rPr>
-        <w:rFonts w:ascii="Arial" w:hAnsi="Arial" w:hint="default"/>
-      </w:rPr>
-    </w:lvl>
-    <w:lvl w:ilvl="2" w:tplc="29620C06" w:tentative="1">
-      <w:start w:val="1"/>
-      <w:numFmt w:val="bullet"/>
-      <w:lvlText w:val="•"/>
-      <w:lvlJc w:val="left"/>
-      <w:pPr>
-        <w:tabs>
-          <w:tab w:val="num" w:pos="2160"/>
-        </w:tabs>
-        <w:ind w:left="2160" w:hanging="360"/>
-      </w:pPr>
-      <w:rPr>
-        <w:rFonts w:ascii="Arial" w:hAnsi="Arial" w:hint="default"/>
-      </w:rPr>
-    </w:lvl>
-    <w:lvl w:ilvl="3" w:tplc="7D662784" w:tentative="1">
-      <w:start w:val="1"/>
-      <w:numFmt w:val="bullet"/>
-      <w:lvlText w:val="•"/>
-      <w:lvlJc w:val="left"/>
-      <w:pPr>
-        <w:tabs>
-          <w:tab w:val="num" w:pos="2880"/>
-        </w:tabs>
-        <w:ind w:left="2880" w:hanging="360"/>
-      </w:pPr>
-      <w:rPr>
-        <w:rFonts w:ascii="Arial" w:hAnsi="Arial" w:hint="default"/>
-      </w:rPr>
-    </w:lvl>
-    <w:lvl w:ilvl="4" w:tplc="35600AF8" w:tentative="1">
-      <w:start w:val="1"/>
-      <w:numFmt w:val="bullet"/>
-      <w:lvlText w:val="•"/>
-      <w:lvlJc w:val="left"/>
-      <w:pPr>
-        <w:tabs>
-          <w:tab w:val="num" w:pos="3600"/>
-        </w:tabs>
-        <w:ind w:left="3600" w:hanging="360"/>
-      </w:pPr>
-      <w:rPr>
-        <w:rFonts w:ascii="Arial" w:hAnsi="Arial" w:hint="default"/>
-      </w:rPr>
-    </w:lvl>
-    <w:lvl w:ilvl="5" w:tplc="44A492E2" w:tentative="1">
-      <w:start w:val="1"/>
-      <w:numFmt w:val="bullet"/>
-      <w:lvlText w:val="•"/>
-      <w:lvlJc w:val="left"/>
-      <w:pPr>
-        <w:tabs>
-          <w:tab w:val="num" w:pos="4320"/>
-        </w:tabs>
-        <w:ind w:left="4320" w:hanging="360"/>
-      </w:pPr>
-      <w:rPr>
-        <w:rFonts w:ascii="Arial" w:hAnsi="Arial" w:hint="default"/>
-      </w:rPr>
-    </w:lvl>
-    <w:lvl w:ilvl="6" w:tplc="94C60390" w:tentative="1">
-      <w:start w:val="1"/>
-      <w:numFmt w:val="bullet"/>
-      <w:lvlText w:val="•"/>
-      <w:lvlJc w:val="left"/>
-      <w:pPr>
-        <w:tabs>
-          <w:tab w:val="num" w:pos="5040"/>
-        </w:tabs>
-        <w:ind w:left="5040" w:hanging="360"/>
-      </w:pPr>
-      <w:rPr>
-        <w:rFonts w:ascii="Arial" w:hAnsi="Arial" w:hint="default"/>
-      </w:rPr>
-    </w:lvl>
-    <w:lvl w:ilvl="7" w:tplc="20EC7C32" w:tentative="1">
-      <w:start w:val="1"/>
-      <w:numFmt w:val="bullet"/>
-      <w:lvlText w:val="•"/>
-      <w:lvlJc w:val="left"/>
-      <w:pPr>
-        <w:tabs>
-          <w:tab w:val="num" w:pos="5760"/>
-        </w:tabs>
-        <w:ind w:left="5760" w:hanging="360"/>
-      </w:pPr>
-      <w:rPr>
-        <w:rFonts w:ascii="Arial" w:hAnsi="Arial" w:hint="default"/>
-      </w:rPr>
-    </w:lvl>
-    <w:lvl w:ilvl="8" w:tplc="02F24038" w:tentative="1">
-      <w:start w:val="1"/>
-      <w:numFmt w:val="bullet"/>
-      <w:lvlText w:val="•"/>
-      <w:lvlJc w:val="left"/>
-      <w:pPr>
-        <w:tabs>
-          <w:tab w:val="num" w:pos="6480"/>
-        </w:tabs>
-        <w:ind w:left="6480" w:hanging="360"/>
-      </w:pPr>
-      <w:rPr>
-        <w:rFonts w:ascii="Arial" w:hAnsi="Arial" w:hint="default"/>
-      </w:rPr>
-    </w:lvl>
-  </w:abstractNum>
-  <w:num w:numId="1" w16cid:durableId="962463103">
-    <w:abstractNumId w:val="2"/>
-  </w:num>
-  <w:num w:numId="2" w16cid:durableId="227687155">
-    <w:abstractNumId w:val="4"/>
-  </w:num>
-  <w:num w:numId="3" w16cid:durableId="336928073">
-    <w:abstractNumId w:val="1"/>
-  </w:num>
-  <w:num w:numId="4" w16cid:durableId="1025407865">
-    <w:abstractNumId w:val="3"/>
-  </w:num>
-  <w:num w:numId="5" w16cid:durableId="629093592">
+  <w:num w:numId="1" w16cid:durableId="1222523000">
     <w:abstractNumId w:val="0"/>
   </w:num>
 </w:numbering>
@@ -1653,7 +1403,7 @@
     <w:link w:val="Heading1Char"/>
     <w:uiPriority w:val="9"/>
     <w:qFormat/>
-    <w:rsid w:val="003261C9"/>
+    <w:rsid w:val="00DA1EBB"/>
     <w:pPr>
       <w:keepNext/>
       <w:keepLines/>
@@ -1676,7 +1426,7 @@
     <w:semiHidden/>
     <w:unhideWhenUsed/>
     <w:qFormat/>
-    <w:rsid w:val="003261C9"/>
+    <w:rsid w:val="00DA1EBB"/>
     <w:pPr>
       <w:keepNext/>
       <w:keepLines/>
@@ -1699,7 +1449,7 @@
     <w:semiHidden/>
     <w:unhideWhenUsed/>
     <w:qFormat/>
-    <w:rsid w:val="003261C9"/>
+    <w:rsid w:val="00DA1EBB"/>
     <w:pPr>
       <w:keepNext/>
       <w:keepLines/>
@@ -1722,7 +1472,7 @@
     <w:semiHidden/>
     <w:unhideWhenUsed/>
     <w:qFormat/>
-    <w:rsid w:val="003261C9"/>
+    <w:rsid w:val="00DA1EBB"/>
     <w:pPr>
       <w:keepNext/>
       <w:keepLines/>
@@ -1745,7 +1495,7 @@
     <w:semiHidden/>
     <w:unhideWhenUsed/>
     <w:qFormat/>
-    <w:rsid w:val="003261C9"/>
+    <w:rsid w:val="00DA1EBB"/>
     <w:pPr>
       <w:keepNext/>
       <w:keepLines/>
@@ -1766,7 +1516,7 @@
     <w:semiHidden/>
     <w:unhideWhenUsed/>
     <w:qFormat/>
-    <w:rsid w:val="003261C9"/>
+    <w:rsid w:val="00DA1EBB"/>
     <w:pPr>
       <w:keepNext/>
       <w:keepLines/>
@@ -1789,7 +1539,7 @@
     <w:semiHidden/>
     <w:unhideWhenUsed/>
     <w:qFormat/>
-    <w:rsid w:val="003261C9"/>
+    <w:rsid w:val="00DA1EBB"/>
     <w:pPr>
       <w:keepNext/>
       <w:keepLines/>
@@ -1810,7 +1560,7 @@
     <w:semiHidden/>
     <w:unhideWhenUsed/>
     <w:qFormat/>
-    <w:rsid w:val="003261C9"/>
+    <w:rsid w:val="00DA1EBB"/>
     <w:pPr>
       <w:keepNext/>
       <w:keepLines/>
@@ -1833,7 +1583,7 @@
     <w:semiHidden/>
     <w:unhideWhenUsed/>
     <w:qFormat/>
-    <w:rsid w:val="003261C9"/>
+    <w:rsid w:val="00DA1EBB"/>
     <w:pPr>
       <w:keepNext/>
       <w:keepLines/>
@@ -1876,7 +1626,7 @@
     <w:basedOn w:val="DefaultParagraphFont"/>
     <w:link w:val="Heading1"/>
     <w:uiPriority w:val="9"/>
-    <w:rsid w:val="003261C9"/>
+    <w:rsid w:val="00DA1EBB"/>
     <w:rPr>
       <w:rFonts w:asciiTheme="majorHAnsi" w:eastAsiaTheme="majorEastAsia" w:hAnsiTheme="majorHAnsi" w:cstheme="majorBidi"/>
       <w:color w:val="0F4761" w:themeColor="accent1" w:themeShade="BF"/>
@@ -1890,7 +1640,7 @@
     <w:link w:val="Heading2"/>
     <w:uiPriority w:val="9"/>
     <w:semiHidden/>
-    <w:rsid w:val="003261C9"/>
+    <w:rsid w:val="00DA1EBB"/>
     <w:rPr>
       <w:rFonts w:asciiTheme="majorHAnsi" w:eastAsiaTheme="majorEastAsia" w:hAnsiTheme="majorHAnsi" w:cstheme="majorBidi"/>
       <w:color w:val="0F4761" w:themeColor="accent1" w:themeShade="BF"/>
@@ -1904,7 +1654,7 @@
     <w:link w:val="Heading3"/>
     <w:uiPriority w:val="9"/>
     <w:semiHidden/>
-    <w:rsid w:val="003261C9"/>
+    <w:rsid w:val="00DA1EBB"/>
     <w:rPr>
       <w:rFonts w:eastAsiaTheme="majorEastAsia" w:cstheme="majorBidi"/>
       <w:color w:val="0F4761" w:themeColor="accent1" w:themeShade="BF"/>
@@ -1918,7 +1668,7 @@
     <w:link w:val="Heading4"/>
     <w:uiPriority w:val="9"/>
     <w:semiHidden/>
-    <w:rsid w:val="003261C9"/>
+    <w:rsid w:val="00DA1EBB"/>
     <w:rPr>
       <w:rFonts w:eastAsiaTheme="majorEastAsia" w:cstheme="majorBidi"/>
       <w:i/>
@@ -1932,7 +1682,7 @@
     <w:link w:val="Heading5"/>
     <w:uiPriority w:val="9"/>
     <w:semiHidden/>
-    <w:rsid w:val="003261C9"/>
+    <w:rsid w:val="00DA1EBB"/>
     <w:rPr>
       <w:rFonts w:eastAsiaTheme="majorEastAsia" w:cstheme="majorBidi"/>
       <w:color w:val="0F4761" w:themeColor="accent1" w:themeShade="BF"/>
@@ -1944,7 +1694,7 @@
     <w:link w:val="Heading6"/>
     <w:uiPriority w:val="9"/>
     <w:semiHidden/>
-    <w:rsid w:val="003261C9"/>
+    <w:rsid w:val="00DA1EBB"/>
     <w:rPr>
       <w:rFonts w:eastAsiaTheme="majorEastAsia" w:cstheme="majorBidi"/>
       <w:i/>
@@ -1958,7 +1708,7 @@
     <w:link w:val="Heading7"/>
     <w:uiPriority w:val="9"/>
     <w:semiHidden/>
-    <w:rsid w:val="003261C9"/>
+    <w:rsid w:val="00DA1EBB"/>
     <w:rPr>
       <w:rFonts w:eastAsiaTheme="majorEastAsia" w:cstheme="majorBidi"/>
       <w:color w:val="595959" w:themeColor="text1" w:themeTint="A6"/>
@@ -1970,7 +1720,7 @@
     <w:link w:val="Heading8"/>
     <w:uiPriority w:val="9"/>
     <w:semiHidden/>
-    <w:rsid w:val="003261C9"/>
+    <w:rsid w:val="00DA1EBB"/>
     <w:rPr>
       <w:rFonts w:eastAsiaTheme="majorEastAsia" w:cstheme="majorBidi"/>
       <w:i/>
@@ -1984,7 +1734,7 @@
     <w:link w:val="Heading9"/>
     <w:uiPriority w:val="9"/>
     <w:semiHidden/>
-    <w:rsid w:val="003261C9"/>
+    <w:rsid w:val="00DA1EBB"/>
     <w:rPr>
       <w:rFonts w:eastAsiaTheme="majorEastAsia" w:cstheme="majorBidi"/>
       <w:color w:val="272727" w:themeColor="text1" w:themeTint="D8"/>
@@ -1997,7 +1747,7 @@
     <w:link w:val="TitleChar"/>
     <w:uiPriority w:val="10"/>
     <w:qFormat/>
-    <w:rsid w:val="003261C9"/>
+    <w:rsid w:val="00DA1EBB"/>
     <w:pPr>
       <w:spacing w:after="80" w:line="240" w:lineRule="auto"/>
       <w:contextualSpacing/>
@@ -2015,7 +1765,7 @@
     <w:basedOn w:val="DefaultParagraphFont"/>
     <w:link w:val="Title"/>
     <w:uiPriority w:val="10"/>
-    <w:rsid w:val="003261C9"/>
+    <w:rsid w:val="00DA1EBB"/>
     <w:rPr>
       <w:rFonts w:asciiTheme="majorHAnsi" w:eastAsiaTheme="majorEastAsia" w:hAnsiTheme="majorHAnsi" w:cstheme="majorBidi"/>
       <w:spacing w:val="-10"/>
@@ -2031,7 +1781,7 @@
     <w:link w:val="SubtitleChar"/>
     <w:uiPriority w:val="11"/>
     <w:qFormat/>
-    <w:rsid w:val="003261C9"/>
+    <w:rsid w:val="00DA1EBB"/>
     <w:pPr>
       <w:numPr>
         <w:ilvl w:val="1"/>
@@ -2050,7 +1800,7 @@
     <w:basedOn w:val="DefaultParagraphFont"/>
     <w:link w:val="Subtitle"/>
     <w:uiPriority w:val="11"/>
-    <w:rsid w:val="003261C9"/>
+    <w:rsid w:val="00DA1EBB"/>
     <w:rPr>
       <w:rFonts w:eastAsiaTheme="majorEastAsia" w:cstheme="majorBidi"/>
       <w:color w:val="595959" w:themeColor="text1" w:themeTint="A6"/>
@@ -2066,7 +1816,7 @@
     <w:link w:val="QuoteChar"/>
     <w:uiPriority w:val="29"/>
     <w:qFormat/>
-    <w:rsid w:val="003261C9"/>
+    <w:rsid w:val="00DA1EBB"/>
     <w:pPr>
       <w:spacing w:before="160"/>
       <w:jc w:val="center"/>
@@ -2082,7 +1832,7 @@
     <w:basedOn w:val="DefaultParagraphFont"/>
     <w:link w:val="Quote"/>
     <w:uiPriority w:val="29"/>
-    <w:rsid w:val="003261C9"/>
+    <w:rsid w:val="00DA1EBB"/>
     <w:rPr>
       <w:i/>
       <w:iCs/>
@@ -2094,7 +1844,7 @@
     <w:basedOn w:val="Normal"/>
     <w:uiPriority w:val="34"/>
     <w:qFormat/>
-    <w:rsid w:val="003261C9"/>
+    <w:rsid w:val="00DA1EBB"/>
     <w:pPr>
       <w:ind w:left="720"/>
       <w:contextualSpacing/>
@@ -2105,7 +1855,7 @@
     <w:basedOn w:val="DefaultParagraphFont"/>
     <w:uiPriority w:val="21"/>
     <w:qFormat/>
-    <w:rsid w:val="003261C9"/>
+    <w:rsid w:val="00DA1EBB"/>
     <w:rPr>
       <w:i/>
       <w:iCs/>
@@ -2119,7 +1869,7 @@
     <w:link w:val="IntenseQuoteChar"/>
     <w:uiPriority w:val="30"/>
     <w:qFormat/>
-    <w:rsid w:val="003261C9"/>
+    <w:rsid w:val="00DA1EBB"/>
     <w:pPr>
       <w:pBdr>
         <w:top w:val="single" w:sz="4" w:space="10" w:color="0F4761" w:themeColor="accent1" w:themeShade="BF"/>
@@ -2140,7 +1890,7 @@
     <w:basedOn w:val="DefaultParagraphFont"/>
     <w:link w:val="IntenseQuote"/>
     <w:uiPriority w:val="30"/>
-    <w:rsid w:val="003261C9"/>
+    <w:rsid w:val="00DA1EBB"/>
     <w:rPr>
       <w:i/>
       <w:iCs/>
@@ -2152,13 +1902,28 @@
     <w:basedOn w:val="DefaultParagraphFont"/>
     <w:uiPriority w:val="32"/>
     <w:qFormat/>
-    <w:rsid w:val="003261C9"/>
+    <w:rsid w:val="00DA1EBB"/>
     <w:rPr>
       <w:b/>
       <w:bCs/>
       <w:smallCaps/>
       <w:color w:val="0F4761" w:themeColor="accent1" w:themeShade="BF"/>
       <w:spacing w:val="5"/>
+    </w:rPr>
+  </w:style>
+  <w:style w:type="paragraph" w:customStyle="1" w:styleId="Default">
+    <w:name w:val="Default"/>
+    <w:rsid w:val="00DA1EBB"/>
+    <w:pPr>
+      <w:autoSpaceDE w:val="0"/>
+      <w:autoSpaceDN w:val="0"/>
+      <w:adjustRightInd w:val="0"/>
+      <w:spacing w:after="0" w:line="240" w:lineRule="auto"/>
+    </w:pPr>
+    <w:rPr>
+      <w:rFonts w:ascii="Times New Roman" w:hAnsi="Times New Roman" w:cs="Times New Roman"/>
+      <w:color w:val="000000"/>
+      <w:kern w:val="0"/>
     </w:rPr>
   </w:style>
 </w:styles>
@@ -2633,13 +2398,13 @@
 </file>
 
 <file path=customXml/itemProps1.xml><?xml version="1.0" encoding="utf-8"?>
-<ds:datastoreItem xmlns:ds="http://schemas.openxmlformats.org/officeDocument/2006/customXml" ds:itemID="{619E10F0-FBAF-4A66-AFE2-24D1BBCD1309}"/>
+<ds:datastoreItem xmlns:ds="http://schemas.openxmlformats.org/officeDocument/2006/customXml" ds:itemID="{9D35BEC4-A09E-425A-A4C4-BC155C9200C7}"/>
 </file>
 
 <file path=customXml/itemProps2.xml><?xml version="1.0" encoding="utf-8"?>
-<ds:datastoreItem xmlns:ds="http://schemas.openxmlformats.org/officeDocument/2006/customXml" ds:itemID="{52B46333-DA2B-41DC-8DF6-D47A0679FC97}"/>
+<ds:datastoreItem xmlns:ds="http://schemas.openxmlformats.org/officeDocument/2006/customXml" ds:itemID="{734079C6-3137-4161-8CAC-712A2AC259DF}"/>
 </file>
 
 <file path=customXml/itemProps3.xml><?xml version="1.0" encoding="utf-8"?>
-<ds:datastoreItem xmlns:ds="http://schemas.openxmlformats.org/officeDocument/2006/customXml" ds:itemID="{5B0D0406-825C-495F-B4C2-31E8593E7D84}"/>
+<ds:datastoreItem xmlns:ds="http://schemas.openxmlformats.org/officeDocument/2006/customXml" ds:itemID="{AAC75D21-BE8D-4102-A16A-AEC5F8629343}"/>
 </file>
--- a/question-evaluator/uploaded.docx
+++ b/question-evaluator/uploaded.docx
@@ -4,898 +4,523 @@
   <w:body>
     <w:p>
       <w:pPr>
-        <w:pStyle w:val="ListParagraph"/>
         <w:numPr>
           <w:ilvl w:val="0"/>
-          <w:numId w:val="1"/>
+          <w:numId w:val="4"/>
         </w:numPr>
-        <w:spacing w:after="0" w:line="240" w:lineRule="auto"/>
-        <w:rPr>
-          <w:rFonts w:ascii="Arial" w:hAnsi="Arial" w:cs="Arial"/>
-        </w:rPr>
-      </w:pPr>
-      <w:r>
-        <w:rPr>
-          <w:rFonts w:ascii="Arial" w:hAnsi="Arial" w:cs="Arial"/>
-        </w:rPr>
-        <w:t xml:space="preserve">Define the term “computer”? </w:t>
+      </w:pPr>
+      <w:r>
+        <w:rPr>
+          <w:lang w:val="en-US"/>
+        </w:rPr>
+        <w:t>Define the term “Data Communication”.</w:t>
       </w:r>
     </w:p>
     <w:p>
       <w:pPr>
-        <w:pStyle w:val="ListParagraph"/>
         <w:numPr>
           <w:ilvl w:val="0"/>
-          <w:numId w:val="1"/>
+          <w:numId w:val="4"/>
         </w:numPr>
-        <w:spacing w:after="0" w:line="240" w:lineRule="auto"/>
-        <w:rPr>
-          <w:rFonts w:ascii="Arial" w:hAnsi="Arial" w:cs="Arial"/>
-        </w:rPr>
-      </w:pPr>
-      <w:r>
-        <w:rPr>
-          <w:rFonts w:ascii="Arial" w:hAnsi="Arial" w:cs="Arial"/>
-        </w:rPr>
-        <w:t xml:space="preserve">What are the basic operations of computer? </w:t>
+      </w:pPr>
+      <w:r>
+        <w:rPr>
+          <w:lang w:val="en-US"/>
+        </w:rPr>
+        <w:t>Define the term “Telecommunication”.</w:t>
       </w:r>
     </w:p>
     <w:p>
       <w:pPr>
-        <w:pStyle w:val="ListParagraph"/>
         <w:numPr>
           <w:ilvl w:val="0"/>
-          <w:numId w:val="1"/>
+          <w:numId w:val="4"/>
         </w:numPr>
-        <w:spacing w:after="0" w:line="240" w:lineRule="auto"/>
-        <w:rPr>
-          <w:rFonts w:ascii="Arial" w:hAnsi="Arial" w:cs="Arial"/>
-        </w:rPr>
-      </w:pPr>
-      <w:r>
-        <w:rPr>
-          <w:rFonts w:ascii="Arial" w:hAnsi="Arial" w:cs="Arial"/>
-        </w:rPr>
-        <w:t xml:space="preserve">Differentiate between data and information. </w:t>
+      </w:pPr>
+      <w:r>
+        <w:rPr>
+          <w:lang w:val="en-US"/>
+        </w:rPr>
+        <w:t xml:space="preserve">List and explain </w:t>
+      </w:r>
+      <w:r>
+        <w:rPr>
+          <w:b/>
+          <w:bCs/>
+          <w:lang w:val="en-US"/>
+        </w:rPr>
+        <w:t>ALL</w:t>
+      </w:r>
+      <w:r>
+        <w:rPr>
+          <w:lang w:val="en-US"/>
+        </w:rPr>
+        <w:t xml:space="preserve"> basic components of communication system.</w:t>
       </w:r>
     </w:p>
     <w:p>
       <w:pPr>
-        <w:pStyle w:val="ListParagraph"/>
         <w:numPr>
           <w:ilvl w:val="0"/>
-          <w:numId w:val="1"/>
+          <w:numId w:val="4"/>
         </w:numPr>
-        <w:spacing w:after="0" w:line="240" w:lineRule="auto"/>
-        <w:rPr>
-          <w:rFonts w:ascii="Arial" w:hAnsi="Arial" w:cs="Arial"/>
-        </w:rPr>
-      </w:pPr>
-      <w:r>
-        <w:rPr>
-          <w:rFonts w:ascii="Arial" w:hAnsi="Arial" w:cs="Arial"/>
-        </w:rPr>
-        <w:t xml:space="preserve">Explain the </w:t>
-      </w:r>
-      <w:r>
-        <w:rPr>
-          <w:rFonts w:ascii="Arial" w:hAnsi="Arial" w:cs="Arial"/>
+      </w:pPr>
+      <w:r>
+        <w:rPr>
+          <w:lang w:val="en-US"/>
+        </w:rPr>
+        <w:t xml:space="preserve">List </w:t>
+      </w:r>
+      <w:r>
+        <w:rPr>
           <w:b/>
           <w:bCs/>
-        </w:rPr>
-        <w:t xml:space="preserve">FIVE (5) </w:t>
-      </w:r>
-      <w:r>
-        <w:rPr>
-          <w:rFonts w:ascii="Arial" w:hAnsi="Arial" w:cs="Arial"/>
-        </w:rPr>
-        <w:t xml:space="preserve">components of the Information System. </w:t>
+          <w:lang w:val="en-US"/>
+        </w:rPr>
+        <w:t>ALL</w:t>
+      </w:r>
+      <w:r>
+        <w:rPr>
+          <w:lang w:val="en-US"/>
+        </w:rPr>
+        <w:t xml:space="preserve"> standards organization.</w:t>
       </w:r>
     </w:p>
     <w:p>
       <w:pPr>
-        <w:pStyle w:val="ListParagraph"/>
         <w:numPr>
           <w:ilvl w:val="0"/>
-          <w:numId w:val="1"/>
+          <w:numId w:val="4"/>
         </w:numPr>
-        <w:spacing w:after="0" w:line="240" w:lineRule="auto"/>
-        <w:rPr>
-          <w:rFonts w:ascii="Arial" w:hAnsi="Arial" w:cs="Arial"/>
-        </w:rPr>
-      </w:pPr>
-      <w:r>
-        <w:rPr>
-          <w:rFonts w:ascii="Arial" w:hAnsi="Arial" w:cs="Arial"/>
+      </w:pPr>
+      <w:r>
+        <w:rPr>
+          <w:lang w:val="en-US"/>
         </w:rPr>
         <w:t xml:space="preserve">List and explain </w:t>
       </w:r>
       <w:r>
         <w:rPr>
-          <w:rFonts w:ascii="Arial" w:hAnsi="Arial" w:cs="Arial"/>
           <w:b/>
           <w:bCs/>
-        </w:rPr>
-        <w:t xml:space="preserve">ALL </w:t>
-      </w:r>
-      <w:r>
-        <w:rPr>
-          <w:rFonts w:ascii="Arial" w:hAnsi="Arial" w:cs="Arial"/>
-        </w:rPr>
-        <w:t xml:space="preserve">advantages and disadvantages of using computers. </w:t>
+          <w:lang w:val="en-US"/>
+        </w:rPr>
+        <w:t>ALL</w:t>
+      </w:r>
+      <w:r>
+        <w:rPr>
+          <w:lang w:val="en-US"/>
+        </w:rPr>
+        <w:t xml:space="preserve"> components </w:t>
+      </w:r>
+      <w:r>
+        <w:rPr>
+          <w:lang w:val="en-US"/>
+        </w:rPr>
+        <w:t>for effectiveness</w:t>
+      </w:r>
+      <w:r>
+        <w:rPr>
+          <w:lang w:val="en-US"/>
+        </w:rPr>
+        <w:t xml:space="preserve"> of data communication.</w:t>
       </w:r>
     </w:p>
     <w:p>
       <w:pPr>
-        <w:pStyle w:val="ListParagraph"/>
         <w:numPr>
           <w:ilvl w:val="0"/>
-          <w:numId w:val="1"/>
+          <w:numId w:val="4"/>
         </w:numPr>
-        <w:spacing w:after="0" w:line="240" w:lineRule="auto"/>
-        <w:rPr>
-          <w:rFonts w:ascii="Arial" w:hAnsi="Arial" w:cs="Arial"/>
-        </w:rPr>
-      </w:pPr>
-      <w:r>
-        <w:rPr>
-          <w:rFonts w:ascii="Arial" w:hAnsi="Arial" w:cs="Arial"/>
+      </w:pPr>
+      <w:r>
+        <w:rPr>
+          <w:lang w:val="en-US"/>
+        </w:rPr>
+        <w:t>How does data communication differ from telecommunications?</w:t>
+      </w:r>
+    </w:p>
+    <w:p>
+      <w:pPr>
+        <w:numPr>
+          <w:ilvl w:val="0"/>
+          <w:numId w:val="4"/>
+        </w:numPr>
+      </w:pPr>
+      <w:r>
+        <w:rPr>
+          <w:lang w:val="en-US"/>
         </w:rPr>
         <w:t xml:space="preserve">List and explain </w:t>
       </w:r>
       <w:r>
         <w:rPr>
-          <w:rFonts w:ascii="Arial" w:hAnsi="Arial" w:cs="Arial"/>
           <w:b/>
           <w:bCs/>
-        </w:rPr>
-        <w:t xml:space="preserve">ALL </w:t>
-      </w:r>
-      <w:r>
-        <w:rPr>
-          <w:rFonts w:ascii="Arial" w:hAnsi="Arial" w:cs="Arial"/>
-        </w:rPr>
-        <w:t xml:space="preserve">components of a computer. </w:t>
+          <w:lang w:val="en-US"/>
+        </w:rPr>
+        <w:t>ALL</w:t>
+      </w:r>
+      <w:r>
+        <w:rPr>
+          <w:lang w:val="en-US"/>
+        </w:rPr>
+        <w:t xml:space="preserve"> components of data codes.</w:t>
       </w:r>
     </w:p>
     <w:p>
       <w:pPr>
-        <w:pStyle w:val="ListParagraph"/>
         <w:numPr>
           <w:ilvl w:val="0"/>
-          <w:numId w:val="1"/>
+          <w:numId w:val="4"/>
         </w:numPr>
-        <w:spacing w:after="0" w:line="240" w:lineRule="auto"/>
-        <w:rPr>
-          <w:rFonts w:ascii="Arial" w:hAnsi="Arial" w:cs="Arial"/>
-        </w:rPr>
-      </w:pPr>
-      <w:r>
-        <w:rPr>
-          <w:rFonts w:ascii="Arial" w:hAnsi="Arial" w:cs="Arial"/>
-        </w:rPr>
-        <w:t xml:space="preserve">List ALL reason of using the Internet. </w:t>
+      </w:pPr>
+      <w:r>
+        <w:rPr>
+          <w:lang w:val="en-US"/>
+        </w:rPr>
+        <w:t>What is modem? Illustrate your answer to explain how modem works.</w:t>
       </w:r>
     </w:p>
     <w:p>
       <w:pPr>
-        <w:pStyle w:val="ListParagraph"/>
         <w:numPr>
           <w:ilvl w:val="0"/>
-          <w:numId w:val="1"/>
+          <w:numId w:val="4"/>
         </w:numPr>
-        <w:spacing w:after="0" w:line="240" w:lineRule="auto"/>
-        <w:rPr>
-          <w:rFonts w:ascii="Arial" w:hAnsi="Arial" w:cs="Arial"/>
-        </w:rPr>
-      </w:pPr>
-      <w:r>
-        <w:rPr>
-          <w:rFonts w:ascii="Arial" w:hAnsi="Arial" w:cs="Arial"/>
-        </w:rPr>
-        <w:t xml:space="preserve">Define the term “system software”? </w:t>
+      </w:pPr>
+      <w:r>
+        <w:rPr>
+          <w:lang w:val="en-US"/>
+        </w:rPr>
+        <w:t>Describe what is meant by a bit. For what is bit an acronym?</w:t>
       </w:r>
     </w:p>
     <w:p>
       <w:pPr>
-        <w:pStyle w:val="ListParagraph"/>
         <w:numPr>
           <w:ilvl w:val="0"/>
-          <w:numId w:val="1"/>
+          <w:numId w:val="4"/>
         </w:numPr>
-        <w:spacing w:after="0" w:line="240" w:lineRule="auto"/>
-        <w:rPr>
-          <w:rFonts w:ascii="Arial" w:hAnsi="Arial" w:cs="Arial"/>
-        </w:rPr>
-      </w:pPr>
-      <w:r>
-        <w:rPr>
-          <w:rFonts w:ascii="Arial" w:hAnsi="Arial" w:cs="Arial"/>
+      </w:pPr>
+      <w:r>
+        <w:rPr>
+          <w:lang w:val="en-US"/>
+        </w:rPr>
+        <w:t>What is another term used to describe analog signals? Digital signals?</w:t>
+      </w:r>
+    </w:p>
+    <w:p>
+      <w:pPr>
+        <w:numPr>
+          <w:ilvl w:val="0"/>
+          <w:numId w:val="4"/>
+        </w:numPr>
+      </w:pPr>
+      <w:r>
+        <w:rPr>
+          <w:lang w:val="en-US"/>
+        </w:rPr>
+        <w:t>List one difference between ASCII and EBCDIC data codes. What distinguishes Unicode from ASCII and EBCDIC.</w:t>
+      </w:r>
+    </w:p>
+    <w:p>
+      <w:pPr>
+        <w:numPr>
+          <w:ilvl w:val="0"/>
+          <w:numId w:val="4"/>
+        </w:numPr>
+      </w:pPr>
+      <w:r>
+        <w:rPr>
+          <w:lang w:val="en-US"/>
+        </w:rPr>
+        <w:t xml:space="preserve">What </w:t>
+      </w:r>
+      <w:r>
+        <w:rPr>
+          <w:lang w:val="en-US"/>
+        </w:rPr>
+        <w:t>are</w:t>
+      </w:r>
+      <w:r>
+        <w:rPr>
+          <w:lang w:val="en-US"/>
+        </w:rPr>
+        <w:t xml:space="preserve"> the advantages and disadvantages of using cable </w:t>
+      </w:r>
+      <w:r>
+        <w:rPr>
+          <w:lang w:val="en-US"/>
+        </w:rPr>
+        <w:t>modems</w:t>
+      </w:r>
+      <w:r>
+        <w:rPr>
+          <w:lang w:val="en-US"/>
+        </w:rPr>
+        <w:t>?</w:t>
+      </w:r>
+    </w:p>
+    <w:p>
+      <w:pPr>
+        <w:numPr>
+          <w:ilvl w:val="0"/>
+          <w:numId w:val="4"/>
+        </w:numPr>
+      </w:pPr>
+      <w:r>
+        <w:rPr>
+          <w:lang w:val="en-US"/>
         </w:rPr>
         <w:t xml:space="preserve">List and explain </w:t>
       </w:r>
       <w:r>
         <w:rPr>
-          <w:rFonts w:ascii="Arial" w:hAnsi="Arial" w:cs="Arial"/>
           <w:b/>
           <w:bCs/>
-        </w:rPr>
-        <w:t xml:space="preserve">TWO (2) </w:t>
-      </w:r>
-      <w:r>
-        <w:rPr>
-          <w:rFonts w:ascii="Arial" w:hAnsi="Arial" w:cs="Arial"/>
-        </w:rPr>
-        <w:t xml:space="preserve">components of system software. </w:t>
+          <w:lang w:val="en-US"/>
+        </w:rPr>
+        <w:t>ALL</w:t>
+      </w:r>
+      <w:r>
+        <w:rPr>
+          <w:lang w:val="en-US"/>
+        </w:rPr>
+        <w:t xml:space="preserve"> analog modulation.</w:t>
       </w:r>
     </w:p>
     <w:p>
       <w:pPr>
-        <w:pStyle w:val="ListParagraph"/>
         <w:numPr>
           <w:ilvl w:val="0"/>
-          <w:numId w:val="1"/>
+          <w:numId w:val="4"/>
         </w:numPr>
-        <w:spacing w:after="0" w:line="240" w:lineRule="auto"/>
-        <w:rPr>
-          <w:rFonts w:ascii="Arial" w:hAnsi="Arial" w:cs="Arial"/>
-        </w:rPr>
-      </w:pPr>
-      <w:r>
-        <w:rPr>
-          <w:rFonts w:ascii="Arial" w:hAnsi="Arial" w:cs="Arial"/>
-        </w:rPr>
-        <w:t xml:space="preserve">Define the term “application software”? </w:t>
+      </w:pPr>
+      <w:r>
+        <w:rPr>
+          <w:lang w:val="en-US"/>
+        </w:rPr>
+        <w:t xml:space="preserve">List and explain </w:t>
+      </w:r>
+      <w:r>
+        <w:rPr>
+          <w:b/>
+          <w:bCs/>
+          <w:lang w:val="en-US"/>
+        </w:rPr>
+        <w:t>ALL</w:t>
+      </w:r>
+      <w:r>
+        <w:rPr>
+          <w:lang w:val="en-US"/>
+        </w:rPr>
+        <w:t xml:space="preserve"> digital modulation.</w:t>
       </w:r>
     </w:p>
     <w:p>
       <w:pPr>
-        <w:pStyle w:val="ListParagraph"/>
         <w:numPr>
           <w:ilvl w:val="0"/>
-          <w:numId w:val="1"/>
+          <w:numId w:val="4"/>
         </w:numPr>
-        <w:spacing w:after="0" w:line="240" w:lineRule="auto"/>
-        <w:rPr>
-          <w:rFonts w:ascii="Arial" w:hAnsi="Arial" w:cs="Arial"/>
-        </w:rPr>
-      </w:pPr>
-      <w:r>
-        <w:rPr>
-          <w:rFonts w:ascii="Arial" w:hAnsi="Arial" w:cs="Arial"/>
+      </w:pPr>
+      <w:r>
+        <w:rPr>
+          <w:lang w:val="en-US"/>
         </w:rPr>
         <w:t xml:space="preserve">List and explain </w:t>
       </w:r>
       <w:r>
         <w:rPr>
-          <w:rFonts w:ascii="Arial" w:hAnsi="Arial" w:cs="Arial"/>
           <w:b/>
           <w:bCs/>
-        </w:rPr>
-        <w:t xml:space="preserve">ALL </w:t>
-      </w:r>
-      <w:r>
-        <w:rPr>
-          <w:rFonts w:ascii="Arial" w:hAnsi="Arial" w:cs="Arial"/>
-        </w:rPr>
-        <w:t xml:space="preserve">categories of computer. </w:t>
+          <w:lang w:val="en-US"/>
+        </w:rPr>
+        <w:t>ALL</w:t>
+      </w:r>
+      <w:r>
+        <w:rPr>
+          <w:lang w:val="en-US"/>
+        </w:rPr>
+        <w:t xml:space="preserve"> transmission </w:t>
+      </w:r>
+      <w:r>
+        <w:rPr>
+          <w:lang w:val="en-US"/>
+        </w:rPr>
+        <w:t>directions</w:t>
+      </w:r>
+      <w:r>
+        <w:rPr>
+          <w:lang w:val="en-US"/>
+        </w:rPr>
+        <w:t>.</w:t>
+      </w:r>
+      <w:r>
+        <w:t xml:space="preserve"> </w:t>
+      </w:r>
+      <w:r>
+        <w:rPr>
+          <w:lang w:val="en-US"/>
+        </w:rPr>
+        <w:t xml:space="preserve">Give </w:t>
+      </w:r>
+      <w:r>
+        <w:rPr>
+          <w:b/>
+          <w:bCs/>
+          <w:lang w:val="en-US"/>
+        </w:rPr>
+        <w:t>THREE (3)</w:t>
+      </w:r>
+      <w:r>
+        <w:rPr>
+          <w:lang w:val="en-US"/>
+        </w:rPr>
+        <w:t xml:space="preserve"> </w:t>
+      </w:r>
+      <w:r>
+        <w:rPr>
+          <w:lang w:val="en-US"/>
+        </w:rPr>
+        <w:t>examples</w:t>
+      </w:r>
+      <w:r>
+        <w:rPr>
+          <w:lang w:val="en-US"/>
+        </w:rPr>
+        <w:t xml:space="preserve"> for each direction.</w:t>
       </w:r>
     </w:p>
     <w:p>
       <w:pPr>
-        <w:pStyle w:val="ListParagraph"/>
         <w:numPr>
           <w:ilvl w:val="0"/>
-          <w:numId w:val="1"/>
+          <w:numId w:val="4"/>
         </w:numPr>
-        <w:spacing w:after="0" w:line="240" w:lineRule="auto"/>
-        <w:rPr>
-          <w:rFonts w:ascii="Arial" w:hAnsi="Arial" w:cs="Arial"/>
-        </w:rPr>
-      </w:pPr>
-      <w:r>
-        <w:rPr>
-          <w:rFonts w:ascii="Arial" w:hAnsi="Arial" w:cs="Arial"/>
-        </w:rPr>
-        <w:t xml:space="preserve">List ALL elements of information processing cycle. </w:t>
+      </w:pPr>
+      <w:r>
+        <w:rPr>
+          <w:lang w:val="en-US"/>
+        </w:rPr>
+        <w:t xml:space="preserve">List and explain </w:t>
+      </w:r>
+      <w:r>
+        <w:rPr>
+          <w:b/>
+          <w:bCs/>
+          <w:lang w:val="en-US"/>
+        </w:rPr>
+        <w:t>ALL</w:t>
+      </w:r>
+      <w:r>
+        <w:rPr>
+          <w:lang w:val="en-US"/>
+        </w:rPr>
+        <w:t xml:space="preserve"> transmission modes.</w:t>
+      </w:r>
+      <w:r>
+        <w:t xml:space="preserve"> </w:t>
+      </w:r>
+      <w:r>
+        <w:rPr>
+          <w:lang w:val="en-US"/>
+        </w:rPr>
+        <w:t>Illustrate your answer.</w:t>
       </w:r>
     </w:p>
     <w:p>
       <w:pPr>
-        <w:pStyle w:val="ListParagraph"/>
         <w:numPr>
           <w:ilvl w:val="0"/>
-          <w:numId w:val="1"/>
+          <w:numId w:val="4"/>
         </w:numPr>
-        <w:spacing w:after="0" w:line="240" w:lineRule="auto"/>
-        <w:rPr>
-          <w:rFonts w:ascii="Arial" w:hAnsi="Arial" w:cs="Arial"/>
-        </w:rPr>
-      </w:pPr>
-      <w:r>
-        <w:rPr>
-          <w:rFonts w:ascii="Arial" w:hAnsi="Arial" w:cs="Arial"/>
-        </w:rPr>
-        <w:t xml:space="preserve">List the example of computer application in society. </w:t>
+      </w:pPr>
+      <w:r>
+        <w:rPr>
+          <w:lang w:val="en-US"/>
+        </w:rPr>
+        <w:t>Define the term “Error”.</w:t>
       </w:r>
     </w:p>
     <w:p>
       <w:pPr>
-        <w:pStyle w:val="ListParagraph"/>
         <w:numPr>
           <w:ilvl w:val="0"/>
-          <w:numId w:val="1"/>
+          <w:numId w:val="4"/>
         </w:numPr>
-        <w:spacing w:after="0" w:line="240" w:lineRule="auto"/>
-        <w:rPr>
-          <w:rFonts w:ascii="Arial" w:hAnsi="Arial" w:cs="Arial"/>
-        </w:rPr>
-      </w:pPr>
-      <w:r>
-        <w:rPr>
-          <w:rFonts w:ascii="Arial" w:hAnsi="Arial" w:cs="Arial"/>
-        </w:rPr>
-        <w:t xml:space="preserve">Why we need to know about computers? </w:t>
+      </w:pPr>
+      <w:r>
+        <w:rPr>
+          <w:lang w:val="en-US"/>
+        </w:rPr>
+        <w:t xml:space="preserve">List and explain </w:t>
+      </w:r>
+      <w:r>
+        <w:rPr>
+          <w:b/>
+          <w:bCs/>
+          <w:lang w:val="en-US"/>
+        </w:rPr>
+        <w:t xml:space="preserve">ALL </w:t>
+      </w:r>
+      <w:r>
+        <w:rPr>
+          <w:lang w:val="en-US"/>
+        </w:rPr>
+        <w:t>sources of errors.</w:t>
       </w:r>
     </w:p>
     <w:p>
       <w:pPr>
-        <w:pStyle w:val="Default"/>
         <w:numPr>
           <w:ilvl w:val="0"/>
-          <w:numId w:val="1"/>
+          <w:numId w:val="4"/>
         </w:numPr>
-        <w:rPr>
-          <w:rFonts w:ascii="Arial" w:hAnsi="Arial" w:cs="Arial"/>
-          <w:sz w:val="23"/>
-          <w:szCs w:val="23"/>
-        </w:rPr>
-      </w:pPr>
-      <w:r>
-        <w:rPr>
-          <w:rFonts w:ascii="Arial" w:hAnsi="Arial" w:cs="Arial"/>
-          <w:sz w:val="23"/>
-          <w:szCs w:val="23"/>
-        </w:rPr>
-        <w:t xml:space="preserve">Define the term “system software”? </w:t>
+      </w:pPr>
+      <w:r>
+        <w:rPr>
+          <w:lang w:val="en-US"/>
+        </w:rPr>
+        <w:t xml:space="preserve">List and explain </w:t>
+      </w:r>
+      <w:r>
+        <w:rPr>
+          <w:b/>
+          <w:bCs/>
+          <w:lang w:val="en-US"/>
+        </w:rPr>
+        <w:t>ALL</w:t>
+      </w:r>
+      <w:r>
+        <w:rPr>
+          <w:lang w:val="en-US"/>
+        </w:rPr>
+        <w:t xml:space="preserve"> types of conversion for digital signals.</w:t>
       </w:r>
     </w:p>
     <w:p>
       <w:pPr>
-        <w:pStyle w:val="Default"/>
         <w:numPr>
           <w:ilvl w:val="0"/>
-          <w:numId w:val="1"/>
+          <w:numId w:val="4"/>
         </w:numPr>
-        <w:rPr>
-          <w:rFonts w:ascii="Arial" w:hAnsi="Arial" w:cs="Arial"/>
-          <w:sz w:val="23"/>
-          <w:szCs w:val="23"/>
-        </w:rPr>
-      </w:pPr>
-      <w:r>
-        <w:rPr>
-          <w:rFonts w:ascii="Arial" w:hAnsi="Arial" w:cs="Arial"/>
-          <w:sz w:val="23"/>
-          <w:szCs w:val="23"/>
-        </w:rPr>
-        <w:t xml:space="preserve">List ALL popular operating system. </w:t>
-      </w:r>
-    </w:p>
-    <w:p>
-      <w:pPr>
-        <w:pStyle w:val="Default"/>
-        <w:numPr>
-          <w:ilvl w:val="0"/>
-          <w:numId w:val="1"/>
-        </w:numPr>
-        <w:rPr>
-          <w:rFonts w:ascii="Arial" w:hAnsi="Arial" w:cs="Arial"/>
-          <w:sz w:val="23"/>
-          <w:szCs w:val="23"/>
-        </w:rPr>
-      </w:pPr>
-      <w:r>
-        <w:rPr>
-          <w:rFonts w:ascii="Arial" w:hAnsi="Arial" w:cs="Arial"/>
-          <w:sz w:val="23"/>
-          <w:szCs w:val="23"/>
-        </w:rPr>
-        <w:t xml:space="preserve">List ALL function of operating system. </w:t>
-      </w:r>
-    </w:p>
-    <w:p>
-      <w:pPr>
-        <w:pStyle w:val="Default"/>
-        <w:numPr>
-          <w:ilvl w:val="0"/>
-          <w:numId w:val="1"/>
-        </w:numPr>
-        <w:rPr>
-          <w:rFonts w:ascii="Arial" w:hAnsi="Arial" w:cs="Arial"/>
-          <w:sz w:val="23"/>
-          <w:szCs w:val="23"/>
-        </w:rPr>
-      </w:pPr>
-      <w:r>
-        <w:rPr>
-          <w:rFonts w:ascii="Arial" w:hAnsi="Arial" w:cs="Arial"/>
-          <w:sz w:val="23"/>
-          <w:szCs w:val="23"/>
-        </w:rPr>
-        <w:t xml:space="preserve">Define the term “booting”? List and explain </w:t>
-      </w:r>
-      <w:r>
-        <w:rPr>
-          <w:rFonts w:ascii="Arial" w:hAnsi="Arial" w:cs="Arial"/>
-          <w:b/>
-          <w:bCs/>
-          <w:sz w:val="23"/>
-          <w:szCs w:val="23"/>
-        </w:rPr>
-        <w:t xml:space="preserve">TWO (2) </w:t>
-      </w:r>
-      <w:r>
-        <w:rPr>
-          <w:rFonts w:ascii="Arial" w:hAnsi="Arial" w:cs="Arial"/>
-          <w:sz w:val="23"/>
-          <w:szCs w:val="23"/>
-        </w:rPr>
-        <w:t xml:space="preserve">types of booting. </w:t>
-      </w:r>
-    </w:p>
-    <w:p>
-      <w:pPr>
-        <w:pStyle w:val="Default"/>
-        <w:numPr>
-          <w:ilvl w:val="0"/>
-          <w:numId w:val="1"/>
-        </w:numPr>
-        <w:rPr>
-          <w:rFonts w:ascii="Arial" w:hAnsi="Arial" w:cs="Arial"/>
-          <w:sz w:val="23"/>
-          <w:szCs w:val="23"/>
-        </w:rPr>
-      </w:pPr>
-      <w:r>
-        <w:rPr>
-          <w:rFonts w:ascii="Arial" w:hAnsi="Arial" w:cs="Arial"/>
-          <w:sz w:val="23"/>
-          <w:szCs w:val="23"/>
-        </w:rPr>
-        <w:t xml:space="preserve">List and explain </w:t>
-      </w:r>
-      <w:r>
-        <w:rPr>
-          <w:rFonts w:ascii="Arial" w:hAnsi="Arial" w:cs="Arial"/>
-          <w:b/>
-          <w:bCs/>
-          <w:sz w:val="23"/>
-          <w:szCs w:val="23"/>
-        </w:rPr>
-        <w:t xml:space="preserve">TWO (2) </w:t>
-      </w:r>
-      <w:r>
-        <w:rPr>
-          <w:rFonts w:ascii="Arial" w:hAnsi="Arial" w:cs="Arial"/>
-          <w:sz w:val="23"/>
-          <w:szCs w:val="23"/>
-        </w:rPr>
-        <w:t xml:space="preserve">types of user interface. </w:t>
-      </w:r>
-    </w:p>
-    <w:p>
-      <w:pPr>
-        <w:pStyle w:val="Default"/>
-        <w:numPr>
-          <w:ilvl w:val="0"/>
-          <w:numId w:val="1"/>
-        </w:numPr>
-        <w:rPr>
-          <w:rFonts w:ascii="Arial" w:hAnsi="Arial" w:cs="Arial"/>
-          <w:sz w:val="23"/>
-          <w:szCs w:val="23"/>
-        </w:rPr>
-      </w:pPr>
-      <w:r>
-        <w:rPr>
-          <w:rFonts w:ascii="Arial" w:hAnsi="Arial" w:cs="Arial"/>
-          <w:sz w:val="23"/>
-          <w:szCs w:val="23"/>
-        </w:rPr>
-        <w:t xml:space="preserve">Define the term “spooling”. </w:t>
-      </w:r>
-    </w:p>
-    <w:p>
-      <w:pPr>
-        <w:pStyle w:val="Default"/>
-        <w:numPr>
-          <w:ilvl w:val="0"/>
-          <w:numId w:val="1"/>
-        </w:numPr>
-        <w:rPr>
-          <w:rFonts w:ascii="Arial" w:hAnsi="Arial" w:cs="Arial"/>
-          <w:sz w:val="23"/>
-          <w:szCs w:val="23"/>
-        </w:rPr>
-      </w:pPr>
-      <w:r>
-        <w:rPr>
-          <w:rFonts w:ascii="Arial" w:hAnsi="Arial" w:cs="Arial"/>
-          <w:sz w:val="23"/>
-          <w:szCs w:val="23"/>
-        </w:rPr>
-        <w:t xml:space="preserve">List and explain </w:t>
-      </w:r>
-      <w:r>
-        <w:rPr>
-          <w:rFonts w:ascii="Arial" w:hAnsi="Arial" w:cs="Arial"/>
-          <w:b/>
-          <w:bCs/>
-          <w:sz w:val="23"/>
-          <w:szCs w:val="23"/>
-        </w:rPr>
-        <w:t xml:space="preserve">FIVE (5) </w:t>
-      </w:r>
-      <w:r>
-        <w:rPr>
-          <w:rFonts w:ascii="Arial" w:hAnsi="Arial" w:cs="Arial"/>
-          <w:sz w:val="23"/>
-          <w:szCs w:val="23"/>
-        </w:rPr>
-        <w:t xml:space="preserve">types of </w:t>
-      </w:r>
-      <w:r>
-        <w:rPr>
-          <w:rFonts w:ascii="Arial" w:hAnsi="Arial" w:cs="Arial"/>
-          <w:sz w:val="23"/>
-          <w:szCs w:val="23"/>
-        </w:rPr>
-        <w:t>characteristics</w:t>
-      </w:r>
-      <w:r>
-        <w:rPr>
-          <w:rFonts w:ascii="Arial" w:hAnsi="Arial" w:cs="Arial"/>
-          <w:sz w:val="23"/>
-          <w:szCs w:val="23"/>
-        </w:rPr>
-        <w:t xml:space="preserve"> of operating systems. </w:t>
-      </w:r>
-    </w:p>
-    <w:p>
-      <w:pPr>
-        <w:pStyle w:val="Default"/>
-        <w:numPr>
-          <w:ilvl w:val="0"/>
-          <w:numId w:val="1"/>
-        </w:numPr>
-        <w:rPr>
-          <w:rFonts w:ascii="Arial" w:hAnsi="Arial" w:cs="Arial"/>
-          <w:sz w:val="23"/>
-          <w:szCs w:val="23"/>
-        </w:rPr>
-      </w:pPr>
-      <w:r>
-        <w:rPr>
-          <w:rFonts w:ascii="Arial" w:hAnsi="Arial" w:cs="Arial"/>
-          <w:sz w:val="23"/>
-          <w:szCs w:val="23"/>
-        </w:rPr>
-        <w:t xml:space="preserve">List </w:t>
-      </w:r>
-      <w:r>
-        <w:rPr>
-          <w:rFonts w:ascii="Arial" w:hAnsi="Arial" w:cs="Arial"/>
-          <w:b/>
-          <w:bCs/>
-          <w:sz w:val="23"/>
-          <w:szCs w:val="23"/>
-        </w:rPr>
-        <w:t xml:space="preserve">THREE (3) </w:t>
-      </w:r>
-      <w:r>
-        <w:rPr>
-          <w:rFonts w:ascii="Arial" w:hAnsi="Arial" w:cs="Arial"/>
-          <w:sz w:val="23"/>
-          <w:szCs w:val="23"/>
-        </w:rPr>
-        <w:t xml:space="preserve">categories of operating system. Give </w:t>
-      </w:r>
-      <w:r>
-        <w:rPr>
-          <w:rFonts w:ascii="Arial" w:hAnsi="Arial" w:cs="Arial"/>
-          <w:b/>
-          <w:bCs/>
-          <w:sz w:val="23"/>
-          <w:szCs w:val="23"/>
-        </w:rPr>
-        <w:t xml:space="preserve">ANY FOUR (4) </w:t>
-      </w:r>
-      <w:r>
-        <w:rPr>
-          <w:rFonts w:ascii="Arial" w:hAnsi="Arial" w:cs="Arial"/>
-          <w:sz w:val="23"/>
-          <w:szCs w:val="23"/>
-        </w:rPr>
-        <w:t xml:space="preserve">examples for each category. </w:t>
-      </w:r>
-    </w:p>
-    <w:p>
-      <w:pPr>
-        <w:pStyle w:val="Default"/>
-        <w:numPr>
-          <w:ilvl w:val="0"/>
-          <w:numId w:val="1"/>
-        </w:numPr>
-        <w:rPr>
-          <w:rFonts w:ascii="Arial" w:hAnsi="Arial" w:cs="Arial"/>
-          <w:sz w:val="23"/>
-          <w:szCs w:val="23"/>
-        </w:rPr>
-      </w:pPr>
-      <w:r>
-        <w:rPr>
-          <w:rFonts w:ascii="Arial" w:hAnsi="Arial" w:cs="Arial"/>
-          <w:sz w:val="23"/>
-          <w:szCs w:val="23"/>
-        </w:rPr>
-        <w:t xml:space="preserve">Define the term “utility program”. </w:t>
-      </w:r>
-    </w:p>
-    <w:p>
-      <w:pPr>
-        <w:pStyle w:val="Default"/>
-        <w:numPr>
-          <w:ilvl w:val="0"/>
-          <w:numId w:val="1"/>
-        </w:numPr>
-        <w:rPr>
-          <w:rFonts w:ascii="Arial" w:hAnsi="Arial" w:cs="Arial"/>
-          <w:sz w:val="23"/>
-          <w:szCs w:val="23"/>
-        </w:rPr>
-      </w:pPr>
-      <w:r>
-        <w:rPr>
-          <w:rFonts w:ascii="Arial" w:hAnsi="Arial" w:cs="Arial"/>
-          <w:sz w:val="23"/>
-          <w:szCs w:val="23"/>
-        </w:rPr>
-        <w:t xml:space="preserve">List ALL functions provided by utility programs. </w:t>
-      </w:r>
-    </w:p>
-    <w:p>
-      <w:pPr>
-        <w:pStyle w:val="Default"/>
-        <w:numPr>
-          <w:ilvl w:val="0"/>
-          <w:numId w:val="1"/>
-        </w:numPr>
-        <w:rPr>
-          <w:rFonts w:ascii="Arial" w:hAnsi="Arial" w:cs="Arial"/>
-          <w:sz w:val="23"/>
-          <w:szCs w:val="23"/>
-        </w:rPr>
-      </w:pPr>
-      <w:r>
-        <w:rPr>
-          <w:rFonts w:ascii="Arial" w:hAnsi="Arial" w:cs="Arial"/>
-          <w:sz w:val="23"/>
-          <w:szCs w:val="23"/>
-        </w:rPr>
-        <w:t xml:space="preserve">Define the term “firewall”. </w:t>
-      </w:r>
-    </w:p>
-    <w:p>
-      <w:pPr>
-        <w:pStyle w:val="Default"/>
-        <w:numPr>
-          <w:ilvl w:val="0"/>
-          <w:numId w:val="1"/>
-        </w:numPr>
-        <w:rPr>
-          <w:rFonts w:ascii="Arial" w:hAnsi="Arial" w:cs="Arial"/>
-          <w:sz w:val="23"/>
-          <w:szCs w:val="23"/>
-        </w:rPr>
-      </w:pPr>
-      <w:r>
-        <w:rPr>
-          <w:rFonts w:ascii="Arial" w:hAnsi="Arial" w:cs="Arial"/>
-          <w:sz w:val="23"/>
-          <w:szCs w:val="23"/>
-        </w:rPr>
-        <w:t xml:space="preserve">List </w:t>
-      </w:r>
-      <w:r>
-        <w:rPr>
-          <w:rFonts w:ascii="Arial" w:hAnsi="Arial" w:cs="Arial"/>
-          <w:b/>
-          <w:bCs/>
-          <w:sz w:val="23"/>
-          <w:szCs w:val="23"/>
-        </w:rPr>
-        <w:t xml:space="preserve">ALL TEN (10) </w:t>
-      </w:r>
-      <w:r>
-        <w:rPr>
-          <w:rFonts w:ascii="Arial" w:hAnsi="Arial" w:cs="Arial"/>
-          <w:sz w:val="23"/>
-          <w:szCs w:val="23"/>
-        </w:rPr>
-        <w:t xml:space="preserve">signs of virus infection. </w:t>
-      </w:r>
-    </w:p>
-    <w:p>
-      <w:pPr>
-        <w:pStyle w:val="Default"/>
-        <w:numPr>
-          <w:ilvl w:val="0"/>
-          <w:numId w:val="1"/>
-        </w:numPr>
-        <w:rPr>
-          <w:rFonts w:ascii="Arial" w:hAnsi="Arial" w:cs="Arial"/>
-          <w:sz w:val="23"/>
-          <w:szCs w:val="23"/>
-        </w:rPr>
-      </w:pPr>
-      <w:r>
-        <w:rPr>
-          <w:rFonts w:ascii="Arial" w:hAnsi="Arial" w:cs="Arial"/>
-          <w:sz w:val="23"/>
-          <w:szCs w:val="23"/>
-        </w:rPr>
-        <w:t xml:space="preserve">Differentiate between spyware and adware. </w:t>
-      </w:r>
-    </w:p>
-    <w:p>
-      <w:pPr>
-        <w:pStyle w:val="Default"/>
-        <w:numPr>
-          <w:ilvl w:val="0"/>
-          <w:numId w:val="1"/>
-        </w:numPr>
-        <w:rPr>
-          <w:rFonts w:ascii="Arial" w:hAnsi="Arial" w:cs="Arial"/>
-          <w:sz w:val="23"/>
-          <w:szCs w:val="23"/>
-        </w:rPr>
-      </w:pPr>
-      <w:r>
-        <w:rPr>
-          <w:rFonts w:ascii="Arial" w:hAnsi="Arial" w:cs="Arial"/>
-          <w:sz w:val="23"/>
-          <w:szCs w:val="23"/>
-        </w:rPr>
-        <w:t xml:space="preserve">List </w:t>
-      </w:r>
-      <w:r>
-        <w:rPr>
-          <w:rFonts w:ascii="Arial" w:hAnsi="Arial" w:cs="Arial"/>
-          <w:b/>
-          <w:bCs/>
-          <w:sz w:val="23"/>
-          <w:szCs w:val="23"/>
-        </w:rPr>
-        <w:t xml:space="preserve">THREE (3) </w:t>
-      </w:r>
-      <w:r>
-        <w:rPr>
-          <w:rFonts w:ascii="Arial" w:hAnsi="Arial" w:cs="Arial"/>
-          <w:sz w:val="23"/>
-          <w:szCs w:val="23"/>
-        </w:rPr>
-        <w:t xml:space="preserve">popular antivirus programs. </w:t>
-      </w:r>
-    </w:p>
-    <w:p>
-      <w:pPr>
-        <w:pStyle w:val="Default"/>
-        <w:numPr>
-          <w:ilvl w:val="0"/>
-          <w:numId w:val="1"/>
-        </w:numPr>
-        <w:rPr>
-          <w:rFonts w:ascii="Arial" w:hAnsi="Arial" w:cs="Arial"/>
-          <w:sz w:val="23"/>
-          <w:szCs w:val="23"/>
-        </w:rPr>
-      </w:pPr>
-      <w:r>
-        <w:rPr>
-          <w:rFonts w:ascii="Arial" w:hAnsi="Arial" w:cs="Arial"/>
-          <w:sz w:val="23"/>
-          <w:szCs w:val="23"/>
-        </w:rPr>
-        <w:t xml:space="preserve">List </w:t>
-      </w:r>
-      <w:r>
-        <w:rPr>
-          <w:rFonts w:ascii="Arial" w:hAnsi="Arial" w:cs="Arial"/>
-          <w:b/>
-          <w:bCs/>
-          <w:sz w:val="23"/>
-          <w:szCs w:val="23"/>
-        </w:rPr>
-        <w:t xml:space="preserve">ALL FOUR (4) </w:t>
-      </w:r>
-      <w:r>
-        <w:rPr>
-          <w:rFonts w:ascii="Arial" w:hAnsi="Arial" w:cs="Arial"/>
-          <w:sz w:val="23"/>
-          <w:szCs w:val="23"/>
-        </w:rPr>
-        <w:t xml:space="preserve">widely used internet filter. </w:t>
-      </w:r>
-    </w:p>
-    <w:p>
-      <w:pPr>
-        <w:pStyle w:val="Default"/>
-        <w:numPr>
-          <w:ilvl w:val="0"/>
-          <w:numId w:val="1"/>
-        </w:numPr>
-        <w:rPr>
-          <w:rFonts w:ascii="Arial" w:hAnsi="Arial" w:cs="Arial"/>
-          <w:sz w:val="23"/>
-          <w:szCs w:val="23"/>
-        </w:rPr>
-      </w:pPr>
-      <w:r>
-        <w:rPr>
-          <w:rFonts w:ascii="Arial" w:hAnsi="Arial" w:cs="Arial"/>
-          <w:sz w:val="23"/>
-          <w:szCs w:val="23"/>
-        </w:rPr>
-        <w:t xml:space="preserve">Define the term “file compression utility”? List and explain </w:t>
-      </w:r>
-      <w:r>
-        <w:rPr>
-          <w:rFonts w:ascii="Arial" w:hAnsi="Arial" w:cs="Arial"/>
-          <w:b/>
-          <w:bCs/>
-          <w:sz w:val="23"/>
-          <w:szCs w:val="23"/>
-        </w:rPr>
-        <w:t xml:space="preserve">TWO (2) </w:t>
-      </w:r>
-      <w:r>
-        <w:rPr>
-          <w:rFonts w:ascii="Arial" w:hAnsi="Arial" w:cs="Arial"/>
-          <w:sz w:val="23"/>
-          <w:szCs w:val="23"/>
-        </w:rPr>
-        <w:t xml:space="preserve">types of compression. </w:t>
-      </w:r>
-    </w:p>
-    <w:p>
-      <w:pPr>
-        <w:pStyle w:val="Default"/>
-        <w:numPr>
-          <w:ilvl w:val="0"/>
-          <w:numId w:val="1"/>
-        </w:numPr>
-        <w:rPr>
-          <w:rFonts w:ascii="Arial" w:hAnsi="Arial" w:cs="Arial"/>
-          <w:sz w:val="23"/>
-          <w:szCs w:val="23"/>
-        </w:rPr>
-      </w:pPr>
-      <w:r>
-        <w:rPr>
-          <w:rFonts w:ascii="Arial" w:hAnsi="Arial" w:cs="Arial"/>
-          <w:sz w:val="23"/>
-          <w:szCs w:val="23"/>
-        </w:rPr>
-        <w:t xml:space="preserve">Define the term “purpose of disk defragment”? Illustrate and explain how it looks before and after performing this operation. </w:t>
+      </w:pPr>
+      <w:r>
+        <w:rPr>
+          <w:lang w:val="en-US"/>
+        </w:rPr>
+        <w:t>Define and expand the term “TCP/IP”.</w:t>
       </w:r>
     </w:p>
     <w:p/>
+    <w:p/>
     <w:sectPr>
-      <w:pgSz w:w="12240" w:h="16340"/>
-      <w:pgMar w:top="1782" w:right="975" w:bottom="1440" w:left="1569" w:header="720" w:footer="720" w:gutter="0"/>
-      <w:cols w:space="720"/>
-      <w:noEndnote/>
+      <w:pgSz w:w="11906" w:h="16838"/>
+      <w:pgMar w:top="1440" w:right="1440" w:bottom="1440" w:left="1440" w:header="708" w:footer="708" w:gutter="0"/>
+      <w:cols w:space="708"/>
+      <w:docGrid w:linePitch="360"/>
     </w:sectPr>
   </w:body>
 </w:document>
@@ -904,92 +529,717 @@
 <file path=word/numbering.xml><?xml version="1.0" encoding="utf-8"?>
 <w:numbering xmlns:wpc="http://schemas.microsoft.com/office/word/2010/wordprocessingCanvas" xmlns:cx="http://schemas.microsoft.com/office/drawing/2014/chartex" xmlns:cx1="http://schemas.microsoft.com/office/drawing/2015/9/8/chartex" xmlns:cx2="http://schemas.microsoft.com/office/drawing/2015/10/21/chartex" xmlns:cx3="http://schemas.microsoft.com/office/drawing/2016/5/9/chartex" xmlns:cx4="http://schemas.microsoft.com/office/drawing/2016/5/10/chartex" xmlns:cx5="http://schemas.microsoft.com/office/drawing/2016/5/11/chartex" xmlns:cx6="http://schemas.microsoft.com/office/drawing/2016/5/12/chartex" xmlns:cx7="http://schemas.microsoft.com/office/drawing/2016/5/13/chartex" xmlns:cx8="http://schemas.microsoft.com/office/drawing/2016/5/14/chartex" xmlns:mc="http://schemas.openxmlformats.org/markup-compatibility/2006" xmlns:aink="http://schemas.microsoft.com/office/drawing/2016/ink" xmlns:am3d="http://schemas.microsoft.com/office/drawing/2017/model3d" xmlns:o="urn:schemas-microsoft-com:office:office" xmlns:oel="http://schemas.microsoft.com/office/2019/extlst" xmlns:r="http://schemas.openxmlformats.org/officeDocument/2006/relationships" xmlns:m="http://schemas.openxmlformats.org/officeDocument/2006/math" xmlns:v="urn:schemas-microsoft-com:vml" xmlns:wp14="http://schemas.microsoft.com/office/word/2010/wordprocessingDrawing" xmlns:wp="http://schemas.openxmlformats.org/drawingml/2006/wordprocessingDrawing" xmlns:w10="urn:schemas-microsoft-com:office:word" xmlns:w="http://schemas.openxmlformats.org/wordprocessingml/2006/main" xmlns:w14="http://schemas.microsoft.com/office/word/2010/wordml" xmlns:w15="http://schemas.microsoft.com/office/word/2012/wordml" xmlns:w16cex="http://schemas.microsoft.com/office/word/2018/wordml/cex" xmlns:w16cid="http://schemas.microsoft.com/office/word/2016/wordml/cid" xmlns:w16="http://schemas.microsoft.com/office/word/2018/wordml" xmlns:w16du="http://schemas.microsoft.com/office/word/2023/wordml/word16du" xmlns:w16sdtdh="http://schemas.microsoft.com/office/word/2020/wordml/sdtdatahash" xmlns:w16sdtfl="http://schemas.microsoft.com/office/word/2024/wordml/sdtformatlock" xmlns:w16se="http://schemas.microsoft.com/office/word/2015/wordml/symex" xmlns:wpg="http://schemas.microsoft.com/office/word/2010/wordprocessingGroup" xmlns:wpi="http://schemas.microsoft.com/office/word/2010/wordprocessingInk" xmlns:wne="http://schemas.microsoft.com/office/word/2006/wordml" xmlns:wps="http://schemas.microsoft.com/office/word/2010/wordprocessingShape" mc:Ignorable="w14 w15 w16se w16cid w16 w16cex w16sdtdh w16sdtfl w16du wp14">
   <w:abstractNum w:abstractNumId="0" w15:restartNumberingAfterBreak="0">
-    <w:nsid w:val="1C1C1699"/>
+    <w:nsid w:val="00D758BF"/>
     <w:multiLevelType w:val="hybridMultilevel"/>
-    <w:tmpl w:val="ED60FED8"/>
+    <w:tmpl w:val="CFAEFDA4"/>
+    <w:lvl w:ilvl="0" w:tplc="0C28B4F4">
+      <w:start w:val="1"/>
+      <w:numFmt w:val="bullet"/>
+      <w:lvlText w:val="•"/>
+      <w:lvlJc w:val="left"/>
+      <w:pPr>
+        <w:tabs>
+          <w:tab w:val="num" w:pos="720"/>
+        </w:tabs>
+        <w:ind w:left="720" w:hanging="360"/>
+      </w:pPr>
+      <w:rPr>
+        <w:rFonts w:ascii="Arial" w:hAnsi="Arial" w:hint="default"/>
+      </w:rPr>
+    </w:lvl>
+    <w:lvl w:ilvl="1" w:tplc="A5401AC6" w:tentative="1">
+      <w:start w:val="1"/>
+      <w:numFmt w:val="bullet"/>
+      <w:lvlText w:val="•"/>
+      <w:lvlJc w:val="left"/>
+      <w:pPr>
+        <w:tabs>
+          <w:tab w:val="num" w:pos="1440"/>
+        </w:tabs>
+        <w:ind w:left="1440" w:hanging="360"/>
+      </w:pPr>
+      <w:rPr>
+        <w:rFonts w:ascii="Arial" w:hAnsi="Arial" w:hint="default"/>
+      </w:rPr>
+    </w:lvl>
+    <w:lvl w:ilvl="2" w:tplc="6D0E23AA" w:tentative="1">
+      <w:start w:val="1"/>
+      <w:numFmt w:val="bullet"/>
+      <w:lvlText w:val="•"/>
+      <w:lvlJc w:val="left"/>
+      <w:pPr>
+        <w:tabs>
+          <w:tab w:val="num" w:pos="2160"/>
+        </w:tabs>
+        <w:ind w:left="2160" w:hanging="360"/>
+      </w:pPr>
+      <w:rPr>
+        <w:rFonts w:ascii="Arial" w:hAnsi="Arial" w:hint="default"/>
+      </w:rPr>
+    </w:lvl>
+    <w:lvl w:ilvl="3" w:tplc="A338318A" w:tentative="1">
+      <w:start w:val="1"/>
+      <w:numFmt w:val="bullet"/>
+      <w:lvlText w:val="•"/>
+      <w:lvlJc w:val="left"/>
+      <w:pPr>
+        <w:tabs>
+          <w:tab w:val="num" w:pos="2880"/>
+        </w:tabs>
+        <w:ind w:left="2880" w:hanging="360"/>
+      </w:pPr>
+      <w:rPr>
+        <w:rFonts w:ascii="Arial" w:hAnsi="Arial" w:hint="default"/>
+      </w:rPr>
+    </w:lvl>
+    <w:lvl w:ilvl="4" w:tplc="00BCA23A" w:tentative="1">
+      <w:start w:val="1"/>
+      <w:numFmt w:val="bullet"/>
+      <w:lvlText w:val="•"/>
+      <w:lvlJc w:val="left"/>
+      <w:pPr>
+        <w:tabs>
+          <w:tab w:val="num" w:pos="3600"/>
+        </w:tabs>
+        <w:ind w:left="3600" w:hanging="360"/>
+      </w:pPr>
+      <w:rPr>
+        <w:rFonts w:ascii="Arial" w:hAnsi="Arial" w:hint="default"/>
+      </w:rPr>
+    </w:lvl>
+    <w:lvl w:ilvl="5" w:tplc="005C1748" w:tentative="1">
+      <w:start w:val="1"/>
+      <w:numFmt w:val="bullet"/>
+      <w:lvlText w:val="•"/>
+      <w:lvlJc w:val="left"/>
+      <w:pPr>
+        <w:tabs>
+          <w:tab w:val="num" w:pos="4320"/>
+        </w:tabs>
+        <w:ind w:left="4320" w:hanging="360"/>
+      </w:pPr>
+      <w:rPr>
+        <w:rFonts w:ascii="Arial" w:hAnsi="Arial" w:hint="default"/>
+      </w:rPr>
+    </w:lvl>
+    <w:lvl w:ilvl="6" w:tplc="7AAA6D9C" w:tentative="1">
+      <w:start w:val="1"/>
+      <w:numFmt w:val="bullet"/>
+      <w:lvlText w:val="•"/>
+      <w:lvlJc w:val="left"/>
+      <w:pPr>
+        <w:tabs>
+          <w:tab w:val="num" w:pos="5040"/>
+        </w:tabs>
+        <w:ind w:left="5040" w:hanging="360"/>
+      </w:pPr>
+      <w:rPr>
+        <w:rFonts w:ascii="Arial" w:hAnsi="Arial" w:hint="default"/>
+      </w:rPr>
+    </w:lvl>
+    <w:lvl w:ilvl="7" w:tplc="5F40B0DA" w:tentative="1">
+      <w:start w:val="1"/>
+      <w:numFmt w:val="bullet"/>
+      <w:lvlText w:val="•"/>
+      <w:lvlJc w:val="left"/>
+      <w:pPr>
+        <w:tabs>
+          <w:tab w:val="num" w:pos="5760"/>
+        </w:tabs>
+        <w:ind w:left="5760" w:hanging="360"/>
+      </w:pPr>
+      <w:rPr>
+        <w:rFonts w:ascii="Arial" w:hAnsi="Arial" w:hint="default"/>
+      </w:rPr>
+    </w:lvl>
+    <w:lvl w:ilvl="8" w:tplc="06809FC8" w:tentative="1">
+      <w:start w:val="1"/>
+      <w:numFmt w:val="bullet"/>
+      <w:lvlText w:val="•"/>
+      <w:lvlJc w:val="left"/>
+      <w:pPr>
+        <w:tabs>
+          <w:tab w:val="num" w:pos="6480"/>
+        </w:tabs>
+        <w:ind w:left="6480" w:hanging="360"/>
+      </w:pPr>
+      <w:rPr>
+        <w:rFonts w:ascii="Arial" w:hAnsi="Arial" w:hint="default"/>
+      </w:rPr>
+    </w:lvl>
+  </w:abstractNum>
+  <w:abstractNum w:abstractNumId="1" w15:restartNumberingAfterBreak="0">
+    <w:nsid w:val="188719E9"/>
+    <w:multiLevelType w:val="hybridMultilevel"/>
+    <w:tmpl w:val="85A80DFE"/>
+    <w:lvl w:ilvl="0" w:tplc="3FDA121C">
+      <w:start w:val="1"/>
+      <w:numFmt w:val="bullet"/>
+      <w:lvlText w:val="•"/>
+      <w:lvlJc w:val="left"/>
+      <w:pPr>
+        <w:tabs>
+          <w:tab w:val="num" w:pos="720"/>
+        </w:tabs>
+        <w:ind w:left="720" w:hanging="360"/>
+      </w:pPr>
+      <w:rPr>
+        <w:rFonts w:ascii="Arial" w:hAnsi="Arial" w:hint="default"/>
+      </w:rPr>
+    </w:lvl>
+    <w:lvl w:ilvl="1" w:tplc="F9CA65E2">
+      <w:numFmt w:val="bullet"/>
+      <w:lvlText w:val="–"/>
+      <w:lvlJc w:val="left"/>
+      <w:pPr>
+        <w:tabs>
+          <w:tab w:val="num" w:pos="1440"/>
+        </w:tabs>
+        <w:ind w:left="1440" w:hanging="360"/>
+      </w:pPr>
+      <w:rPr>
+        <w:rFonts w:ascii="Arial" w:hAnsi="Arial" w:hint="default"/>
+      </w:rPr>
+    </w:lvl>
+    <w:lvl w:ilvl="2" w:tplc="20722746" w:tentative="1">
+      <w:start w:val="1"/>
+      <w:numFmt w:val="bullet"/>
+      <w:lvlText w:val="•"/>
+      <w:lvlJc w:val="left"/>
+      <w:pPr>
+        <w:tabs>
+          <w:tab w:val="num" w:pos="2160"/>
+        </w:tabs>
+        <w:ind w:left="2160" w:hanging="360"/>
+      </w:pPr>
+      <w:rPr>
+        <w:rFonts w:ascii="Arial" w:hAnsi="Arial" w:hint="default"/>
+      </w:rPr>
+    </w:lvl>
+    <w:lvl w:ilvl="3" w:tplc="0E0AE148" w:tentative="1">
+      <w:start w:val="1"/>
+      <w:numFmt w:val="bullet"/>
+      <w:lvlText w:val="•"/>
+      <w:lvlJc w:val="left"/>
+      <w:pPr>
+        <w:tabs>
+          <w:tab w:val="num" w:pos="2880"/>
+        </w:tabs>
+        <w:ind w:left="2880" w:hanging="360"/>
+      </w:pPr>
+      <w:rPr>
+        <w:rFonts w:ascii="Arial" w:hAnsi="Arial" w:hint="default"/>
+      </w:rPr>
+    </w:lvl>
+    <w:lvl w:ilvl="4" w:tplc="24DEBDB2" w:tentative="1">
+      <w:start w:val="1"/>
+      <w:numFmt w:val="bullet"/>
+      <w:lvlText w:val="•"/>
+      <w:lvlJc w:val="left"/>
+      <w:pPr>
+        <w:tabs>
+          <w:tab w:val="num" w:pos="3600"/>
+        </w:tabs>
+        <w:ind w:left="3600" w:hanging="360"/>
+      </w:pPr>
+      <w:rPr>
+        <w:rFonts w:ascii="Arial" w:hAnsi="Arial" w:hint="default"/>
+      </w:rPr>
+    </w:lvl>
+    <w:lvl w:ilvl="5" w:tplc="E488D3D8" w:tentative="1">
+      <w:start w:val="1"/>
+      <w:numFmt w:val="bullet"/>
+      <w:lvlText w:val="•"/>
+      <w:lvlJc w:val="left"/>
+      <w:pPr>
+        <w:tabs>
+          <w:tab w:val="num" w:pos="4320"/>
+        </w:tabs>
+        <w:ind w:left="4320" w:hanging="360"/>
+      </w:pPr>
+      <w:rPr>
+        <w:rFonts w:ascii="Arial" w:hAnsi="Arial" w:hint="default"/>
+      </w:rPr>
+    </w:lvl>
+    <w:lvl w:ilvl="6" w:tplc="A594CC9C" w:tentative="1">
+      <w:start w:val="1"/>
+      <w:numFmt w:val="bullet"/>
+      <w:lvlText w:val="•"/>
+      <w:lvlJc w:val="left"/>
+      <w:pPr>
+        <w:tabs>
+          <w:tab w:val="num" w:pos="5040"/>
+        </w:tabs>
+        <w:ind w:left="5040" w:hanging="360"/>
+      </w:pPr>
+      <w:rPr>
+        <w:rFonts w:ascii="Arial" w:hAnsi="Arial" w:hint="default"/>
+      </w:rPr>
+    </w:lvl>
+    <w:lvl w:ilvl="7" w:tplc="1D4EBD00" w:tentative="1">
+      <w:start w:val="1"/>
+      <w:numFmt w:val="bullet"/>
+      <w:lvlText w:val="•"/>
+      <w:lvlJc w:val="left"/>
+      <w:pPr>
+        <w:tabs>
+          <w:tab w:val="num" w:pos="5760"/>
+        </w:tabs>
+        <w:ind w:left="5760" w:hanging="360"/>
+      </w:pPr>
+      <w:rPr>
+        <w:rFonts w:ascii="Arial" w:hAnsi="Arial" w:hint="default"/>
+      </w:rPr>
+    </w:lvl>
+    <w:lvl w:ilvl="8" w:tplc="4E068A24" w:tentative="1">
+      <w:start w:val="1"/>
+      <w:numFmt w:val="bullet"/>
+      <w:lvlText w:val="•"/>
+      <w:lvlJc w:val="left"/>
+      <w:pPr>
+        <w:tabs>
+          <w:tab w:val="num" w:pos="6480"/>
+        </w:tabs>
+        <w:ind w:left="6480" w:hanging="360"/>
+      </w:pPr>
+      <w:rPr>
+        <w:rFonts w:ascii="Arial" w:hAnsi="Arial" w:hint="default"/>
+      </w:rPr>
+    </w:lvl>
+  </w:abstractNum>
+  <w:abstractNum w:abstractNumId="2" w15:restartNumberingAfterBreak="0">
+    <w:nsid w:val="2EF22B80"/>
+    <w:multiLevelType w:val="hybridMultilevel"/>
+    <w:tmpl w:val="6090E7F0"/>
+    <w:lvl w:ilvl="0" w:tplc="75F25E32">
+      <w:start w:val="1"/>
+      <w:numFmt w:val="bullet"/>
+      <w:lvlText w:val="•"/>
+      <w:lvlJc w:val="left"/>
+      <w:pPr>
+        <w:tabs>
+          <w:tab w:val="num" w:pos="720"/>
+        </w:tabs>
+        <w:ind w:left="720" w:hanging="360"/>
+      </w:pPr>
+      <w:rPr>
+        <w:rFonts w:ascii="Arial" w:hAnsi="Arial" w:hint="default"/>
+      </w:rPr>
+    </w:lvl>
+    <w:lvl w:ilvl="1" w:tplc="15C2FDD2">
+      <w:start w:val="1"/>
+      <w:numFmt w:val="bullet"/>
+      <w:lvlText w:val="•"/>
+      <w:lvlJc w:val="left"/>
+      <w:pPr>
+        <w:tabs>
+          <w:tab w:val="num" w:pos="1440"/>
+        </w:tabs>
+        <w:ind w:left="1440" w:hanging="360"/>
+      </w:pPr>
+      <w:rPr>
+        <w:rFonts w:ascii="Arial" w:hAnsi="Arial" w:hint="default"/>
+      </w:rPr>
+    </w:lvl>
+    <w:lvl w:ilvl="2" w:tplc="23A26622" w:tentative="1">
+      <w:start w:val="1"/>
+      <w:numFmt w:val="bullet"/>
+      <w:lvlText w:val="•"/>
+      <w:lvlJc w:val="left"/>
+      <w:pPr>
+        <w:tabs>
+          <w:tab w:val="num" w:pos="2160"/>
+        </w:tabs>
+        <w:ind w:left="2160" w:hanging="360"/>
+      </w:pPr>
+      <w:rPr>
+        <w:rFonts w:ascii="Arial" w:hAnsi="Arial" w:hint="default"/>
+      </w:rPr>
+    </w:lvl>
+    <w:lvl w:ilvl="3" w:tplc="AA7A7D00" w:tentative="1">
+      <w:start w:val="1"/>
+      <w:numFmt w:val="bullet"/>
+      <w:lvlText w:val="•"/>
+      <w:lvlJc w:val="left"/>
+      <w:pPr>
+        <w:tabs>
+          <w:tab w:val="num" w:pos="2880"/>
+        </w:tabs>
+        <w:ind w:left="2880" w:hanging="360"/>
+      </w:pPr>
+      <w:rPr>
+        <w:rFonts w:ascii="Arial" w:hAnsi="Arial" w:hint="default"/>
+      </w:rPr>
+    </w:lvl>
+    <w:lvl w:ilvl="4" w:tplc="076C2214" w:tentative="1">
+      <w:start w:val="1"/>
+      <w:numFmt w:val="bullet"/>
+      <w:lvlText w:val="•"/>
+      <w:lvlJc w:val="left"/>
+      <w:pPr>
+        <w:tabs>
+          <w:tab w:val="num" w:pos="3600"/>
+        </w:tabs>
+        <w:ind w:left="3600" w:hanging="360"/>
+      </w:pPr>
+      <w:rPr>
+        <w:rFonts w:ascii="Arial" w:hAnsi="Arial" w:hint="default"/>
+      </w:rPr>
+    </w:lvl>
+    <w:lvl w:ilvl="5" w:tplc="C17C60D6" w:tentative="1">
+      <w:start w:val="1"/>
+      <w:numFmt w:val="bullet"/>
+      <w:lvlText w:val="•"/>
+      <w:lvlJc w:val="left"/>
+      <w:pPr>
+        <w:tabs>
+          <w:tab w:val="num" w:pos="4320"/>
+        </w:tabs>
+        <w:ind w:left="4320" w:hanging="360"/>
+      </w:pPr>
+      <w:rPr>
+        <w:rFonts w:ascii="Arial" w:hAnsi="Arial" w:hint="default"/>
+      </w:rPr>
+    </w:lvl>
+    <w:lvl w:ilvl="6" w:tplc="625E4F66" w:tentative="1">
+      <w:start w:val="1"/>
+      <w:numFmt w:val="bullet"/>
+      <w:lvlText w:val="•"/>
+      <w:lvlJc w:val="left"/>
+      <w:pPr>
+        <w:tabs>
+          <w:tab w:val="num" w:pos="5040"/>
+        </w:tabs>
+        <w:ind w:left="5040" w:hanging="360"/>
+      </w:pPr>
+      <w:rPr>
+        <w:rFonts w:ascii="Arial" w:hAnsi="Arial" w:hint="default"/>
+      </w:rPr>
+    </w:lvl>
+    <w:lvl w:ilvl="7" w:tplc="6734CBC4" w:tentative="1">
+      <w:start w:val="1"/>
+      <w:numFmt w:val="bullet"/>
+      <w:lvlText w:val="•"/>
+      <w:lvlJc w:val="left"/>
+      <w:pPr>
+        <w:tabs>
+          <w:tab w:val="num" w:pos="5760"/>
+        </w:tabs>
+        <w:ind w:left="5760" w:hanging="360"/>
+      </w:pPr>
+      <w:rPr>
+        <w:rFonts w:ascii="Arial" w:hAnsi="Arial" w:hint="default"/>
+      </w:rPr>
+    </w:lvl>
+    <w:lvl w:ilvl="8" w:tplc="CD22476C" w:tentative="1">
+      <w:start w:val="1"/>
+      <w:numFmt w:val="bullet"/>
+      <w:lvlText w:val="•"/>
+      <w:lvlJc w:val="left"/>
+      <w:pPr>
+        <w:tabs>
+          <w:tab w:val="num" w:pos="6480"/>
+        </w:tabs>
+        <w:ind w:left="6480" w:hanging="360"/>
+      </w:pPr>
+      <w:rPr>
+        <w:rFonts w:ascii="Arial" w:hAnsi="Arial" w:hint="default"/>
+      </w:rPr>
+    </w:lvl>
+  </w:abstractNum>
+  <w:abstractNum w:abstractNumId="3" w15:restartNumberingAfterBreak="0">
+    <w:nsid w:val="37D52DE4"/>
+    <w:multiLevelType w:val="hybridMultilevel"/>
+    <w:tmpl w:val="39107960"/>
     <w:lvl w:ilvl="0" w:tplc="4409000F">
       <w:start w:val="1"/>
       <w:numFmt w:val="decimal"/>
       <w:lvlText w:val="%1."/>
       <w:lvlJc w:val="left"/>
       <w:pPr>
+        <w:tabs>
+          <w:tab w:val="num" w:pos="720"/>
+        </w:tabs>
         <w:ind w:left="720" w:hanging="360"/>
       </w:pPr>
-    </w:lvl>
-    <w:lvl w:ilvl="1" w:tplc="44090019" w:tentative="1">
-      <w:start w:val="1"/>
-      <w:numFmt w:val="lowerLetter"/>
-      <w:lvlText w:val="%2."/>
-      <w:lvlJc w:val="left"/>
-      <w:pPr>
+      <w:rPr>
+        <w:rFonts w:hint="default"/>
+      </w:rPr>
+    </w:lvl>
+    <w:lvl w:ilvl="1" w:tplc="FFFFFFFF">
+      <w:start w:val="1"/>
+      <w:numFmt w:val="bullet"/>
+      <w:lvlText w:val="•"/>
+      <w:lvlJc w:val="left"/>
+      <w:pPr>
+        <w:tabs>
+          <w:tab w:val="num" w:pos="1440"/>
+        </w:tabs>
         <w:ind w:left="1440" w:hanging="360"/>
       </w:pPr>
-    </w:lvl>
-    <w:lvl w:ilvl="2" w:tplc="4409001B" w:tentative="1">
-      <w:start w:val="1"/>
-      <w:numFmt w:val="lowerRoman"/>
-      <w:lvlText w:val="%3."/>
-      <w:lvlJc w:val="right"/>
-      <w:pPr>
-        <w:ind w:left="2160" w:hanging="180"/>
-      </w:pPr>
-    </w:lvl>
-    <w:lvl w:ilvl="3" w:tplc="4409000F" w:tentative="1">
-      <w:start w:val="1"/>
-      <w:numFmt w:val="decimal"/>
-      <w:lvlText w:val="%4."/>
-      <w:lvlJc w:val="left"/>
-      <w:pPr>
+      <w:rPr>
+        <w:rFonts w:ascii="Arial" w:hAnsi="Arial" w:hint="default"/>
+      </w:rPr>
+    </w:lvl>
+    <w:lvl w:ilvl="2" w:tplc="FFFFFFFF" w:tentative="1">
+      <w:start w:val="1"/>
+      <w:numFmt w:val="bullet"/>
+      <w:lvlText w:val="•"/>
+      <w:lvlJc w:val="left"/>
+      <w:pPr>
+        <w:tabs>
+          <w:tab w:val="num" w:pos="2160"/>
+        </w:tabs>
+        <w:ind w:left="2160" w:hanging="360"/>
+      </w:pPr>
+      <w:rPr>
+        <w:rFonts w:ascii="Arial" w:hAnsi="Arial" w:hint="default"/>
+      </w:rPr>
+    </w:lvl>
+    <w:lvl w:ilvl="3" w:tplc="FFFFFFFF" w:tentative="1">
+      <w:start w:val="1"/>
+      <w:numFmt w:val="bullet"/>
+      <w:lvlText w:val="•"/>
+      <w:lvlJc w:val="left"/>
+      <w:pPr>
+        <w:tabs>
+          <w:tab w:val="num" w:pos="2880"/>
+        </w:tabs>
         <w:ind w:left="2880" w:hanging="360"/>
       </w:pPr>
-    </w:lvl>
-    <w:lvl w:ilvl="4" w:tplc="44090019" w:tentative="1">
-      <w:start w:val="1"/>
-      <w:numFmt w:val="lowerLetter"/>
-      <w:lvlText w:val="%5."/>
-      <w:lvlJc w:val="left"/>
-      <w:pPr>
+      <w:rPr>
+        <w:rFonts w:ascii="Arial" w:hAnsi="Arial" w:hint="default"/>
+      </w:rPr>
+    </w:lvl>
+    <w:lvl w:ilvl="4" w:tplc="FFFFFFFF" w:tentative="1">
+      <w:start w:val="1"/>
+      <w:numFmt w:val="bullet"/>
+      <w:lvlText w:val="•"/>
+      <w:lvlJc w:val="left"/>
+      <w:pPr>
+        <w:tabs>
+          <w:tab w:val="num" w:pos="3600"/>
+        </w:tabs>
         <w:ind w:left="3600" w:hanging="360"/>
       </w:pPr>
-    </w:lvl>
-    <w:lvl w:ilvl="5" w:tplc="4409001B" w:tentative="1">
-      <w:start w:val="1"/>
-      <w:numFmt w:val="lowerRoman"/>
-      <w:lvlText w:val="%6."/>
-      <w:lvlJc w:val="right"/>
-      <w:pPr>
-        <w:ind w:left="4320" w:hanging="180"/>
-      </w:pPr>
-    </w:lvl>
-    <w:lvl w:ilvl="6" w:tplc="4409000F" w:tentative="1">
-      <w:start w:val="1"/>
-      <w:numFmt w:val="decimal"/>
-      <w:lvlText w:val="%7."/>
-      <w:lvlJc w:val="left"/>
-      <w:pPr>
+      <w:rPr>
+        <w:rFonts w:ascii="Arial" w:hAnsi="Arial" w:hint="default"/>
+      </w:rPr>
+    </w:lvl>
+    <w:lvl w:ilvl="5" w:tplc="FFFFFFFF" w:tentative="1">
+      <w:start w:val="1"/>
+      <w:numFmt w:val="bullet"/>
+      <w:lvlText w:val="•"/>
+      <w:lvlJc w:val="left"/>
+      <w:pPr>
+        <w:tabs>
+          <w:tab w:val="num" w:pos="4320"/>
+        </w:tabs>
+        <w:ind w:left="4320" w:hanging="360"/>
+      </w:pPr>
+      <w:rPr>
+        <w:rFonts w:ascii="Arial" w:hAnsi="Arial" w:hint="default"/>
+      </w:rPr>
+    </w:lvl>
+    <w:lvl w:ilvl="6" w:tplc="FFFFFFFF" w:tentative="1">
+      <w:start w:val="1"/>
+      <w:numFmt w:val="bullet"/>
+      <w:lvlText w:val="•"/>
+      <w:lvlJc w:val="left"/>
+      <w:pPr>
+        <w:tabs>
+          <w:tab w:val="num" w:pos="5040"/>
+        </w:tabs>
         <w:ind w:left="5040" w:hanging="360"/>
       </w:pPr>
-    </w:lvl>
-    <w:lvl w:ilvl="7" w:tplc="44090019" w:tentative="1">
-      <w:start w:val="1"/>
-      <w:numFmt w:val="lowerLetter"/>
-      <w:lvlText w:val="%8."/>
-      <w:lvlJc w:val="left"/>
-      <w:pPr>
+      <w:rPr>
+        <w:rFonts w:ascii="Arial" w:hAnsi="Arial" w:hint="default"/>
+      </w:rPr>
+    </w:lvl>
+    <w:lvl w:ilvl="7" w:tplc="FFFFFFFF" w:tentative="1">
+      <w:start w:val="1"/>
+      <w:numFmt w:val="bullet"/>
+      <w:lvlText w:val="•"/>
+      <w:lvlJc w:val="left"/>
+      <w:pPr>
+        <w:tabs>
+          <w:tab w:val="num" w:pos="5760"/>
+        </w:tabs>
         <w:ind w:left="5760" w:hanging="360"/>
       </w:pPr>
-    </w:lvl>
-    <w:lvl w:ilvl="8" w:tplc="4409001B" w:tentative="1">
-      <w:start w:val="1"/>
-      <w:numFmt w:val="lowerRoman"/>
-      <w:lvlText w:val="%9."/>
-      <w:lvlJc w:val="right"/>
-      <w:pPr>
-        <w:ind w:left="6480" w:hanging="180"/>
-      </w:pPr>
+      <w:rPr>
+        <w:rFonts w:ascii="Arial" w:hAnsi="Arial" w:hint="default"/>
+      </w:rPr>
+    </w:lvl>
+    <w:lvl w:ilvl="8" w:tplc="FFFFFFFF" w:tentative="1">
+      <w:start w:val="1"/>
+      <w:numFmt w:val="bullet"/>
+      <w:lvlText w:val="•"/>
+      <w:lvlJc w:val="left"/>
+      <w:pPr>
+        <w:tabs>
+          <w:tab w:val="num" w:pos="6480"/>
+        </w:tabs>
+        <w:ind w:left="6480" w:hanging="360"/>
+      </w:pPr>
+      <w:rPr>
+        <w:rFonts w:ascii="Arial" w:hAnsi="Arial" w:hint="default"/>
+      </w:rPr>
     </w:lvl>
   </w:abstractNum>
-  <w:num w:numId="1" w16cid:durableId="1222523000">
+  <w:abstractNum w:abstractNumId="4" w15:restartNumberingAfterBreak="0">
+    <w:nsid w:val="76D7673A"/>
+    <w:multiLevelType w:val="hybridMultilevel"/>
+    <w:tmpl w:val="ADF04F68"/>
+    <w:lvl w:ilvl="0" w:tplc="9FBA44C0">
+      <w:start w:val="1"/>
+      <w:numFmt w:val="bullet"/>
+      <w:lvlText w:val="•"/>
+      <w:lvlJc w:val="left"/>
+      <w:pPr>
+        <w:tabs>
+          <w:tab w:val="num" w:pos="720"/>
+        </w:tabs>
+        <w:ind w:left="720" w:hanging="360"/>
+      </w:pPr>
+      <w:rPr>
+        <w:rFonts w:ascii="Arial" w:hAnsi="Arial" w:hint="default"/>
+      </w:rPr>
+    </w:lvl>
+    <w:lvl w:ilvl="1" w:tplc="CA7C9DE0" w:tentative="1">
+      <w:start w:val="1"/>
+      <w:numFmt w:val="bullet"/>
+      <w:lvlText w:val="•"/>
+      <w:lvlJc w:val="left"/>
+      <w:pPr>
+        <w:tabs>
+          <w:tab w:val="num" w:pos="1440"/>
+        </w:tabs>
+        <w:ind w:left="1440" w:hanging="360"/>
+      </w:pPr>
+      <w:rPr>
+        <w:rFonts w:ascii="Arial" w:hAnsi="Arial" w:hint="default"/>
+      </w:rPr>
+    </w:lvl>
+    <w:lvl w:ilvl="2" w:tplc="29620C06" w:tentative="1">
+      <w:start w:val="1"/>
+      <w:numFmt w:val="bullet"/>
+      <w:lvlText w:val="•"/>
+      <w:lvlJc w:val="left"/>
+      <w:pPr>
+        <w:tabs>
+          <w:tab w:val="num" w:pos="2160"/>
+        </w:tabs>
+        <w:ind w:left="2160" w:hanging="360"/>
+      </w:pPr>
+      <w:rPr>
+        <w:rFonts w:ascii="Arial" w:hAnsi="Arial" w:hint="default"/>
+      </w:rPr>
+    </w:lvl>
+    <w:lvl w:ilvl="3" w:tplc="7D662784" w:tentative="1">
+      <w:start w:val="1"/>
+      <w:numFmt w:val="bullet"/>
+      <w:lvlText w:val="•"/>
+      <w:lvlJc w:val="left"/>
+      <w:pPr>
+        <w:tabs>
+          <w:tab w:val="num" w:pos="2880"/>
+        </w:tabs>
+        <w:ind w:left="2880" w:hanging="360"/>
+      </w:pPr>
+      <w:rPr>
+        <w:rFonts w:ascii="Arial" w:hAnsi="Arial" w:hint="default"/>
+      </w:rPr>
+    </w:lvl>
+    <w:lvl w:ilvl="4" w:tplc="35600AF8" w:tentative="1">
+      <w:start w:val="1"/>
+      <w:numFmt w:val="bullet"/>
+      <w:lvlText w:val="•"/>
+      <w:lvlJc w:val="left"/>
+      <w:pPr>
+        <w:tabs>
+          <w:tab w:val="num" w:pos="3600"/>
+        </w:tabs>
+        <w:ind w:left="3600" w:hanging="360"/>
+      </w:pPr>
+      <w:rPr>
+        <w:rFonts w:ascii="Arial" w:hAnsi="Arial" w:hint="default"/>
+      </w:rPr>
+    </w:lvl>
+    <w:lvl w:ilvl="5" w:tplc="44A492E2" w:tentative="1">
+      <w:start w:val="1"/>
+      <w:numFmt w:val="bullet"/>
+      <w:lvlText w:val="•"/>
+      <w:lvlJc w:val="left"/>
+      <w:pPr>
+        <w:tabs>
+          <w:tab w:val="num" w:pos="4320"/>
+        </w:tabs>
+        <w:ind w:left="4320" w:hanging="360"/>
+      </w:pPr>
+      <w:rPr>
+        <w:rFonts w:ascii="Arial" w:hAnsi="Arial" w:hint="default"/>
+      </w:rPr>
+    </w:lvl>
+    <w:lvl w:ilvl="6" w:tplc="94C60390" w:tentative="1">
+      <w:start w:val="1"/>
+      <w:numFmt w:val="bullet"/>
+      <w:lvlText w:val="•"/>
+      <w:lvlJc w:val="left"/>
+      <w:pPr>
+        <w:tabs>
+          <w:tab w:val="num" w:pos="5040"/>
+        </w:tabs>
+        <w:ind w:left="5040" w:hanging="360"/>
+      </w:pPr>
+      <w:rPr>
+        <w:rFonts w:ascii="Arial" w:hAnsi="Arial" w:hint="default"/>
+      </w:rPr>
+    </w:lvl>
+    <w:lvl w:ilvl="7" w:tplc="20EC7C32" w:tentative="1">
+      <w:start w:val="1"/>
+      <w:numFmt w:val="bullet"/>
+      <w:lvlText w:val="•"/>
+      <w:lvlJc w:val="left"/>
+      <w:pPr>
+        <w:tabs>
+          <w:tab w:val="num" w:pos="5760"/>
+        </w:tabs>
+        <w:ind w:left="5760" w:hanging="360"/>
+      </w:pPr>
+      <w:rPr>
+        <w:rFonts w:ascii="Arial" w:hAnsi="Arial" w:hint="default"/>
+      </w:rPr>
+    </w:lvl>
+    <w:lvl w:ilvl="8" w:tplc="02F24038" w:tentative="1">
+      <w:start w:val="1"/>
+      <w:numFmt w:val="bullet"/>
+      <w:lvlText w:val="•"/>
+      <w:lvlJc w:val="left"/>
+      <w:pPr>
+        <w:tabs>
+          <w:tab w:val="num" w:pos="6480"/>
+        </w:tabs>
+        <w:ind w:left="6480" w:hanging="360"/>
+      </w:pPr>
+      <w:rPr>
+        <w:rFonts w:ascii="Arial" w:hAnsi="Arial" w:hint="default"/>
+      </w:rPr>
+    </w:lvl>
+  </w:abstractNum>
+  <w:num w:numId="1" w16cid:durableId="962463103">
+    <w:abstractNumId w:val="2"/>
+  </w:num>
+  <w:num w:numId="2" w16cid:durableId="227687155">
+    <w:abstractNumId w:val="4"/>
+  </w:num>
+  <w:num w:numId="3" w16cid:durableId="336928073">
+    <w:abstractNumId w:val="1"/>
+  </w:num>
+  <w:num w:numId="4" w16cid:durableId="1025407865">
+    <w:abstractNumId w:val="3"/>
+  </w:num>
+  <w:num w:numId="5" w16cid:durableId="629093592">
     <w:abstractNumId w:val="0"/>
   </w:num>
 </w:numbering>
@@ -1403,7 +1653,7 @@
     <w:link w:val="Heading1Char"/>
     <w:uiPriority w:val="9"/>
     <w:qFormat/>
-    <w:rsid w:val="00DA1EBB"/>
+    <w:rsid w:val="003261C9"/>
     <w:pPr>
       <w:keepNext/>
       <w:keepLines/>
@@ -1426,7 +1676,7 @@
     <w:semiHidden/>
     <w:unhideWhenUsed/>
     <w:qFormat/>
-    <w:rsid w:val="00DA1EBB"/>
+    <w:rsid w:val="003261C9"/>
     <w:pPr>
       <w:keepNext/>
       <w:keepLines/>
@@ -1449,7 +1699,7 @@
     <w:semiHidden/>
     <w:unhideWhenUsed/>
     <w:qFormat/>
-    <w:rsid w:val="00DA1EBB"/>
+    <w:rsid w:val="003261C9"/>
     <w:pPr>
       <w:keepNext/>
       <w:keepLines/>
@@ -1472,7 +1722,7 @@
     <w:semiHidden/>
     <w:unhideWhenUsed/>
     <w:qFormat/>
-    <w:rsid w:val="00DA1EBB"/>
+    <w:rsid w:val="003261C9"/>
     <w:pPr>
       <w:keepNext/>
       <w:keepLines/>
@@ -1495,7 +1745,7 @@
     <w:semiHidden/>
     <w:unhideWhenUsed/>
     <w:qFormat/>
-    <w:rsid w:val="00DA1EBB"/>
+    <w:rsid w:val="003261C9"/>
     <w:pPr>
       <w:keepNext/>
       <w:keepLines/>
@@ -1516,7 +1766,7 @@
     <w:semiHidden/>
     <w:unhideWhenUsed/>
     <w:qFormat/>
-    <w:rsid w:val="00DA1EBB"/>
+    <w:rsid w:val="003261C9"/>
     <w:pPr>
       <w:keepNext/>
       <w:keepLines/>
@@ -1539,7 +1789,7 @@
     <w:semiHidden/>
     <w:unhideWhenUsed/>
     <w:qFormat/>
-    <w:rsid w:val="00DA1EBB"/>
+    <w:rsid w:val="003261C9"/>
     <w:pPr>
       <w:keepNext/>
       <w:keepLines/>
@@ -1560,7 +1810,7 @@
     <w:semiHidden/>
     <w:unhideWhenUsed/>
     <w:qFormat/>
-    <w:rsid w:val="00DA1EBB"/>
+    <w:rsid w:val="003261C9"/>
     <w:pPr>
       <w:keepNext/>
       <w:keepLines/>
@@ -1583,7 +1833,7 @@
     <w:semiHidden/>
     <w:unhideWhenUsed/>
     <w:qFormat/>
-    <w:rsid w:val="00DA1EBB"/>
+    <w:rsid w:val="003261C9"/>
     <w:pPr>
       <w:keepNext/>
       <w:keepLines/>
@@ -1626,7 +1876,7 @@
     <w:basedOn w:val="DefaultParagraphFont"/>
     <w:link w:val="Heading1"/>
     <w:uiPriority w:val="9"/>
-    <w:rsid w:val="00DA1EBB"/>
+    <w:rsid w:val="003261C9"/>
     <w:rPr>
       <w:rFonts w:asciiTheme="majorHAnsi" w:eastAsiaTheme="majorEastAsia" w:hAnsiTheme="majorHAnsi" w:cstheme="majorBidi"/>
       <w:color w:val="0F4761" w:themeColor="accent1" w:themeShade="BF"/>
@@ -1640,7 +1890,7 @@
     <w:link w:val="Heading2"/>
     <w:uiPriority w:val="9"/>
     <w:semiHidden/>
-    <w:rsid w:val="00DA1EBB"/>
+    <w:rsid w:val="003261C9"/>
     <w:rPr>
       <w:rFonts w:asciiTheme="majorHAnsi" w:eastAsiaTheme="majorEastAsia" w:hAnsiTheme="majorHAnsi" w:cstheme="majorBidi"/>
       <w:color w:val="0F4761" w:themeColor="accent1" w:themeShade="BF"/>
@@ -1654,7 +1904,7 @@
     <w:link w:val="Heading3"/>
     <w:uiPriority w:val="9"/>
     <w:semiHidden/>
-    <w:rsid w:val="00DA1EBB"/>
+    <w:rsid w:val="003261C9"/>
     <w:rPr>
       <w:rFonts w:eastAsiaTheme="majorEastAsia" w:cstheme="majorBidi"/>
       <w:color w:val="0F4761" w:themeColor="accent1" w:themeShade="BF"/>
@@ -1668,7 +1918,7 @@
     <w:link w:val="Heading4"/>
     <w:uiPriority w:val="9"/>
     <w:semiHidden/>
-    <w:rsid w:val="00DA1EBB"/>
+    <w:rsid w:val="003261C9"/>
     <w:rPr>
       <w:rFonts w:eastAsiaTheme="majorEastAsia" w:cstheme="majorBidi"/>
       <w:i/>
@@ -1682,7 +1932,7 @@
     <w:link w:val="Heading5"/>
     <w:uiPriority w:val="9"/>
     <w:semiHidden/>
-    <w:rsid w:val="00DA1EBB"/>
+    <w:rsid w:val="003261C9"/>
     <w:rPr>
       <w:rFonts w:eastAsiaTheme="majorEastAsia" w:cstheme="majorBidi"/>
       <w:color w:val="0F4761" w:themeColor="accent1" w:themeShade="BF"/>
@@ -1694,7 +1944,7 @@
     <w:link w:val="Heading6"/>
     <w:uiPriority w:val="9"/>
     <w:semiHidden/>
-    <w:rsid w:val="00DA1EBB"/>
+    <w:rsid w:val="003261C9"/>
     <w:rPr>
       <w:rFonts w:eastAsiaTheme="majorEastAsia" w:cstheme="majorBidi"/>
       <w:i/>
@@ -1708,7 +1958,7 @@
     <w:link w:val="Heading7"/>
     <w:uiPriority w:val="9"/>
     <w:semiHidden/>
-    <w:rsid w:val="00DA1EBB"/>
+    <w:rsid w:val="003261C9"/>
     <w:rPr>
       <w:rFonts w:eastAsiaTheme="majorEastAsia" w:cstheme="majorBidi"/>
       <w:color w:val="595959" w:themeColor="text1" w:themeTint="A6"/>
@@ -1720,7 +1970,7 @@
     <w:link w:val="Heading8"/>
     <w:uiPriority w:val="9"/>
     <w:semiHidden/>
-    <w:rsid w:val="00DA1EBB"/>
+    <w:rsid w:val="003261C9"/>
     <w:rPr>
       <w:rFonts w:eastAsiaTheme="majorEastAsia" w:cstheme="majorBidi"/>
       <w:i/>
@@ -1734,7 +1984,7 @@
     <w:link w:val="Heading9"/>
     <w:uiPriority w:val="9"/>
     <w:semiHidden/>
-    <w:rsid w:val="00DA1EBB"/>
+    <w:rsid w:val="003261C9"/>
     <w:rPr>
       <w:rFonts w:eastAsiaTheme="majorEastAsia" w:cstheme="majorBidi"/>
       <w:color w:val="272727" w:themeColor="text1" w:themeTint="D8"/>
@@ -1747,7 +1997,7 @@
     <w:link w:val="TitleChar"/>
     <w:uiPriority w:val="10"/>
     <w:qFormat/>
-    <w:rsid w:val="00DA1EBB"/>
+    <w:rsid w:val="003261C9"/>
     <w:pPr>
       <w:spacing w:after="80" w:line="240" w:lineRule="auto"/>
       <w:contextualSpacing/>
@@ -1765,7 +2015,7 @@
     <w:basedOn w:val="DefaultParagraphFont"/>
     <w:link w:val="Title"/>
     <w:uiPriority w:val="10"/>
-    <w:rsid w:val="00DA1EBB"/>
+    <w:rsid w:val="003261C9"/>
     <w:rPr>
       <w:rFonts w:asciiTheme="majorHAnsi" w:eastAsiaTheme="majorEastAsia" w:hAnsiTheme="majorHAnsi" w:cstheme="majorBidi"/>
       <w:spacing w:val="-10"/>
@@ -1781,7 +2031,7 @@
     <w:link w:val="SubtitleChar"/>
     <w:uiPriority w:val="11"/>
     <w:qFormat/>
-    <w:rsid w:val="00DA1EBB"/>
+    <w:rsid w:val="003261C9"/>
     <w:pPr>
       <w:numPr>
         <w:ilvl w:val="1"/>
@@ -1800,7 +2050,7 @@
     <w:basedOn w:val="DefaultParagraphFont"/>
     <w:link w:val="Subtitle"/>
     <w:uiPriority w:val="11"/>
-    <w:rsid w:val="00DA1EBB"/>
+    <w:rsid w:val="003261C9"/>
     <w:rPr>
       <w:rFonts w:eastAsiaTheme="majorEastAsia" w:cstheme="majorBidi"/>
       <w:color w:val="595959" w:themeColor="text1" w:themeTint="A6"/>
@@ -1816,7 +2066,7 @@
     <w:link w:val="QuoteChar"/>
     <w:uiPriority w:val="29"/>
     <w:qFormat/>
-    <w:rsid w:val="00DA1EBB"/>
+    <w:rsid w:val="003261C9"/>
     <w:pPr>
       <w:spacing w:before="160"/>
       <w:jc w:val="center"/>
@@ -1832,7 +2082,7 @@
     <w:basedOn w:val="DefaultParagraphFont"/>
     <w:link w:val="Quote"/>
     <w:uiPriority w:val="29"/>
-    <w:rsid w:val="00DA1EBB"/>
+    <w:rsid w:val="003261C9"/>
     <w:rPr>
       <w:i/>
       <w:iCs/>
@@ -1844,7 +2094,7 @@
     <w:basedOn w:val="Normal"/>
     <w:uiPriority w:val="34"/>
     <w:qFormat/>
-    <w:rsid w:val="00DA1EBB"/>
+    <w:rsid w:val="003261C9"/>
     <w:pPr>
       <w:ind w:left="720"/>
       <w:contextualSpacing/>
@@ -1855,7 +2105,7 @@
     <w:basedOn w:val="DefaultParagraphFont"/>
     <w:uiPriority w:val="21"/>
     <w:qFormat/>
-    <w:rsid w:val="00DA1EBB"/>
+    <w:rsid w:val="003261C9"/>
     <w:rPr>
       <w:i/>
       <w:iCs/>
@@ -1869,7 +2119,7 @@
     <w:link w:val="IntenseQuoteChar"/>
     <w:uiPriority w:val="30"/>
     <w:qFormat/>
-    <w:rsid w:val="00DA1EBB"/>
+    <w:rsid w:val="003261C9"/>
     <w:pPr>
       <w:pBdr>
         <w:top w:val="single" w:sz="4" w:space="10" w:color="0F4761" w:themeColor="accent1" w:themeShade="BF"/>
@@ -1890,7 +2140,7 @@
     <w:basedOn w:val="DefaultParagraphFont"/>
     <w:link w:val="IntenseQuote"/>
     <w:uiPriority w:val="30"/>
-    <w:rsid w:val="00DA1EBB"/>
+    <w:rsid w:val="003261C9"/>
     <w:rPr>
       <w:i/>
       <w:iCs/>
@@ -1902,28 +2152,13 @@
     <w:basedOn w:val="DefaultParagraphFont"/>
     <w:uiPriority w:val="32"/>
     <w:qFormat/>
-    <w:rsid w:val="00DA1EBB"/>
+    <w:rsid w:val="003261C9"/>
     <w:rPr>
       <w:b/>
       <w:bCs/>
       <w:smallCaps/>
       <w:color w:val="0F4761" w:themeColor="accent1" w:themeShade="BF"/>
       <w:spacing w:val="5"/>
-    </w:rPr>
-  </w:style>
-  <w:style w:type="paragraph" w:customStyle="1" w:styleId="Default">
-    <w:name w:val="Default"/>
-    <w:rsid w:val="00DA1EBB"/>
-    <w:pPr>
-      <w:autoSpaceDE w:val="0"/>
-      <w:autoSpaceDN w:val="0"/>
-      <w:adjustRightInd w:val="0"/>
-      <w:spacing w:after="0" w:line="240" w:lineRule="auto"/>
-    </w:pPr>
-    <w:rPr>
-      <w:rFonts w:ascii="Times New Roman" w:hAnsi="Times New Roman" w:cs="Times New Roman"/>
-      <w:color w:val="000000"/>
-      <w:kern w:val="0"/>
     </w:rPr>
   </w:style>
 </w:styles>
@@ -2398,13 +2633,13 @@
 </file>
 
 <file path=customXml/itemProps1.xml><?xml version="1.0" encoding="utf-8"?>
-<ds:datastoreItem xmlns:ds="http://schemas.openxmlformats.org/officeDocument/2006/customXml" ds:itemID="{9D35BEC4-A09E-425A-A4C4-BC155C9200C7}"/>
+<ds:datastoreItem xmlns:ds="http://schemas.openxmlformats.org/officeDocument/2006/customXml" ds:itemID="{619E10F0-FBAF-4A66-AFE2-24D1BBCD1309}"/>
 </file>
 
 <file path=customXml/itemProps2.xml><?xml version="1.0" encoding="utf-8"?>
-<ds:datastoreItem xmlns:ds="http://schemas.openxmlformats.org/officeDocument/2006/customXml" ds:itemID="{734079C6-3137-4161-8CAC-712A2AC259DF}"/>
+<ds:datastoreItem xmlns:ds="http://schemas.openxmlformats.org/officeDocument/2006/customXml" ds:itemID="{52B46333-DA2B-41DC-8DF6-D47A0679FC97}"/>
 </file>
 
 <file path=customXml/itemProps3.xml><?xml version="1.0" encoding="utf-8"?>
-<ds:datastoreItem xmlns:ds="http://schemas.openxmlformats.org/officeDocument/2006/customXml" ds:itemID="{AAC75D21-BE8D-4102-A16A-AEC5F8629343}"/>
+<ds:datastoreItem xmlns:ds="http://schemas.openxmlformats.org/officeDocument/2006/customXml" ds:itemID="{5B0D0406-825C-495F-B4C2-31E8593E7D84}"/>
 </file>